--- a/tests/corpus_v2/docs/works_0012.docx
+++ b/tests/corpus_v2/docs/works_0012.docx
@@ -669,7 +669,7 @@
     <w:p>
       <w:r>
         <w:pict>
-          <v:shape id="tb4613" type="#_x0000_t202" style="position:absolute;margin-left:0;margin-top:0;width:400pt;height:40pt">
+          <v:shape id="tb9716" type="#_x0000_t202" style="position:absolute;margin-left:0;margin-top:0;width:400pt;height:40pt">
             <v:textbox>
               <w:txbxContent>
                 <w:p>

--- a/tests/corpus_v2/docs/works_0012.docx
+++ b/tests/corpus_v2/docs/works_0012.docx
@@ -21,7 +21,13 @@
         <w:rPr>
           <w:b/>
         </w:rPr>
-        <w:t xml:space="preserve">№ 185/2023-С</w:t>
+        <w:t xml:space="preserve">№ </w:t>
+      </w:r>
+      <w:r>
+        <w:rPr>
+          <w:b/>
+        </w:rPr>
+        <w:t xml:space="preserve">36/19</w:t>
       </w:r>
     </w:p>
     <w:p/>
@@ -33,7 +39,7 @@
         <w:t xml:space="preserve">     </w:t>
       </w:r>
       <w:r>
-        <w:t xml:space="preserve">«25» марта 2024 г.</w:t>
+        <w:t xml:space="preserve">25.04.2024</w:t>
       </w:r>
     </w:p>
     <w:p/>
@@ -108,10 +114,10 @@
         <w:t xml:space="preserve">, именуемый в дальнейшем «Заказчик»</w:t>
       </w:r>
       <w:r>
-        <w:t xml:space="preserve">, с другой стороны, совместно именуемые «Стороны», заключили настоящий </w:t>
-      </w:r>
-      <w:r>
-        <w:t xml:space="preserve">Договор № 54/2025-С</w:t>
+        <w:t xml:space="preserve">, с другой стороны, совместно именуемые «Стороны», заключили настоящий Договор № </w:t>
+      </w:r>
+      <w:r>
+        <w:t xml:space="preserve">64450/736-сс</w:t>
       </w:r>
       <w:r>
         <w:t xml:space="preserve"> (далее — Договор) о нижеследующем:</w:t>
@@ -158,7 +164,7 @@
         <w:t xml:space="preserve">Гарантийный срок на результат работ — </w:t>
       </w:r>
       <w:r>
-        <w:t xml:space="preserve">14 рабочих дней</w:t>
+        <w:t xml:space="preserve">в течение двадцати дней с даты подписания Сторонами акта сдачи-приемки оказанных услуг</w:t>
       </w:r>
       <w:r>
         <w:t xml:space="preserve">.</w:t>
@@ -178,7 +184,10 @@
         <w:t xml:space="preserve">2.1. Общая цена Договора: </w:t>
       </w:r>
       <w:r>
-        <w:t xml:space="preserve">Без НДС</w:t>
+        <w:t xml:space="preserve">6 260 000 (Шесть миллионов двести шестьдесят тысяч) рублей 50 копеек</w:t>
+      </w:r>
+      <w:r>
+        <w:t xml:space="preserve">, в том числе НДС</w:t>
       </w:r>
       <w:r>
         <w:t xml:space="preserve">.</w:t>
@@ -189,7 +198,13 @@
         <w:t xml:space="preserve">2.2. Налог: </w:t>
       </w:r>
       <w:r>
-        <w:t xml:space="preserve">1/130 ключевой ставки ЦБ РФ</w:t>
+        <w:t xml:space="preserve">10 (десять) процентов от общей суммы счета</w:t>
+      </w:r>
+      <w:r>
+        <w:t xml:space="preserve">, но не более </w:t>
+      </w:r>
+      <w:r>
+        <w:t xml:space="preserve">0,1 (одной десятой) % от цены Договора</w:t>
       </w:r>
       <w:r>
         <w:t xml:space="preserve">.</w:t>
@@ -200,7 +215,7 @@
         <w:t xml:space="preserve">2.3. Срок оплаты — </w:t>
       </w:r>
       <w:r>
-        <w:t xml:space="preserve">не позднее 10.08.2026</w:t>
+        <w:t xml:space="preserve">не позднее 16.05.2026</w:t>
       </w:r>
       <w:r>
         <w:t xml:space="preserve">.</w:t>
@@ -220,7 +235,7 @@
         <w:t xml:space="preserve">, артикул </w:t>
       </w:r>
       <w:r>
-        <w:t xml:space="preserve">RM-7032-43</w:t>
+        <w:t xml:space="preserve">RM-5254-54</w:t>
       </w:r>
       <w:r>
         <w:t xml:space="preserve">, код </w:t>
@@ -280,13 +295,7 @@
         <w:t xml:space="preserve">. Цена — </w:t>
       </w:r>
       <w:r>
-        <w:t xml:space="preserve">6 200 000</w:t>
-      </w:r>
-      <w:r>
-        <w:t xml:space="preserve">, а прописью: </w:t>
-      </w:r>
-      <w:r>
-        <w:t xml:space="preserve">шесть двести тысяч рублей</w:t>
+        <w:t xml:space="preserve">____ руб. (_____)_____ коп., включая НДС ___ руб. (_____)_____ коп.</w:t>
       </w:r>
       <w:r>
         <w:t xml:space="preserve">.</w:t>
@@ -306,7 +315,7 @@
         <w:t xml:space="preserve">3.1. Место исполнения обязательств: </w:t>
       </w:r>
       <w:r>
-        <w:t xml:space="preserve">Москва, Ленина 28</w:t>
+        <w:t xml:space="preserve">Красногорск, Ленина 1</w:t>
       </w:r>
       <w:r>
         <w:t xml:space="preserve">.</w:t>
@@ -323,7 +332,7 @@
         <w:t xml:space="preserve"> по телефону </w:t>
       </w:r>
       <w:r>
-        <w:t xml:space="preserve">+7 (495) 630-90-99</w:t>
+        <w:t xml:space="preserve">+7 (499) 171-76-90</w:t>
       </w:r>
       <w:r>
         <w:t xml:space="preserve">.</w:t>
@@ -334,7 +343,7 @@
         <w:t xml:space="preserve">3.3. Срок исполнения обязательств — </w:t>
       </w:r>
       <w:r>
-        <w:t xml:space="preserve">не более 36 месяцев с момента заключения кредитного договора</w:t>
+        <w:t xml:space="preserve">в течение двадцати банковских дней со дня предъявления требования</w:t>
       </w:r>
       <w:r>
         <w:t xml:space="preserve">.</w:t>
@@ -365,13 +374,13 @@
         <w:t xml:space="preserve">Размер неустойки за нарушение сроков оплаты: </w:t>
       </w:r>
       <w:r>
-        <w:t xml:space="preserve">НДС 22%</w:t>
+        <w:t xml:space="preserve">0,1 (одна десятая процента) процента от цены Договора</w:t>
       </w:r>
       <w:r>
         <w:t xml:space="preserve">. Предельный размер ответственности: </w:t>
       </w:r>
       <w:r>
-        <w:t xml:space="preserve">20 (двадцать) процентов</w:t>
+        <w:t xml:space="preserve">1/300 ключевой ставки ЦБ РФ от общей суммы счета</w:t>
       </w:r>
       <w:r>
         <w:t xml:space="preserve">.</w:t>
@@ -393,7 +402,7 @@
         <w:t xml:space="preserve">Сторона, для которой создалась невозможность исполнения, обязана уведомить другую Сторону. Срок уведомления — </w:t>
       </w:r>
       <w:r>
-        <w:t xml:space="preserve">в течение 15 банковских дней с даты подписания Сторонами акта сдачи-приемки оказанных услуг</w:t>
+        <w:t xml:space="preserve">в течение 45 дней со дня предъявления требования</w:t>
       </w:r>
       <w:r>
         <w:t xml:space="preserve">.</w:t>
@@ -407,7 +416,7 @@
         <w:t xml:space="preserve">Все споры и разногласия решаются путём переговоров. Претензионный порядок обязателен, срок ответа на претензию — </w:t>
       </w:r>
       <w:r>
-        <w:t xml:space="preserve">в течение 10 рабочих дней с момента выставления счета</w:t>
+        <w:t xml:space="preserve">в течение 24 месяцев с момента выставления счета</w:t>
       </w:r>
       <w:r>
         <w:t xml:space="preserve">.</w:t>
@@ -445,6 +454,74 @@
       </w:r>
       <w:r>
         <w:t xml:space="preserve">zаyceva@gmail.com</w:t>
+      </w:r>
+    </w:p>
+    <w:p/>
+    <w:p/>
+    <w:p>
+      <w:r>
+        <w:rPr>
+          <w:b/>
+        </w:rPr>
+        <w:t xml:space="preserve">9. КОНТРОЛЬНЫЕ ВЕЛИЧИНЫ</w:t>
+      </w:r>
+    </w:p>
+    <w:p>
+      <w:r>
+        <w:t xml:space="preserve">9.1. Контрольная запись: </w:t>
+      </w:r>
+      <w:r>
+        <w:rPr>
+          <w:b/>
+        </w:rPr>
+        <w:t xml:space="preserve">1/1</w:t>
+      </w:r>
+      <w:r>
+        <w:t xml:space="preserve">50 ключевой ставки ЦБ РФ от цены Договора</w:t>
+      </w:r>
+      <w:r>
+        <w:t xml:space="preserve">.</w:t>
+      </w:r>
+    </w:p>
+    <w:p>
+      <w:r>
+        <w:t xml:space="preserve">9.2. Контрольная запись: </w:t>
+      </w:r>
+      <w:r>
+        <w:rPr>
+          <w:b/>
+        </w:rPr>
+        <w:t xml:space="preserve">не позднее 10.01.20</w:t>
+      </w:r>
+      <w:r>
+        <w:t xml:space="preserve">25</w:t>
+      </w:r>
+      <w:r>
+        <w:t xml:space="preserve">.</w:t>
+      </w:r>
+    </w:p>
+    <w:p>
+      <w:r>
+        <w:t xml:space="preserve">9.3. Контрольная запись: </w:t>
+      </w:r>
+      <w:r>
+        <w:t xml:space="preserve">14/2025-Д</w:t>
+      </w:r>
+      <w:r>
+        <w:t xml:space="preserve">.</w:t>
+      </w:r>
+    </w:p>
+    <w:p>
+      <w:r>
+        <w:t xml:space="preserve">9.4. Контрольная запись: </w:t>
+      </w:r>
+      <w:r>
+        <w:t xml:space="preserve">5</w:t>
+        <w:br/>
+        <w:t xml:space="preserve">94 000 (Пятьсот девяносто четыре тысячи) рублей 00 копеек</w:t>
+      </w:r>
+      <w:r>
+        <w:t xml:space="preserve">.</w:t>
       </w:r>
     </w:p>
     <w:p/>
@@ -509,7 +586,7 @@
               <w:t xml:space="preserve">Адрес регистрации: </w:t>
             </w:r>
             <w:r>
-              <w:t xml:space="preserve">Химки, Ленина 14</w:t>
+              <w:t xml:space="preserve">Нижний Новгород, Заречная 12</w:t>
             </w:r>
           </w:p>
           <w:p>
@@ -548,7 +625,7 @@
               <w:t xml:space="preserve">Тел.: </w:t>
             </w:r>
             <w:r>
-              <w:t xml:space="preserve">+7 (383) 658-23-67</w:t>
+              <w:t xml:space="preserve">+7 (499) 526-72-40</w:t>
             </w:r>
           </w:p>
           <w:p>
@@ -556,7 +633,7 @@
               <w:t xml:space="preserve">E-mail: </w:t>
             </w:r>
             <w:r>
-              <w:t xml:space="preserve">zayceva@inbox.ru</w:t>
+              <w:t xml:space="preserve">zayceva@corp-tehno.ru</w:t>
             </w:r>
           </w:p>
           <w:p/>
@@ -583,7 +660,7 @@
           </w:p>
           <w:p>
             <w:r>
-              <w:t xml:space="preserve">Казань, Октябрьская 61</w:t>
+              <w:t xml:space="preserve">Новосибирск, Кутузовский 65</w:t>
             </w:r>
           </w:p>
           <w:p>
@@ -604,7 +681,7 @@
               <w:t xml:space="preserve">Адрес регистрации: </w:t>
             </w:r>
             <w:r>
-              <w:t xml:space="preserve">Химки, Советская 48</w:t>
+              <w:t xml:space="preserve">Сергиев Посад Лесная 4/3 кв 69</w:t>
             </w:r>
           </w:p>
           <w:p>
@@ -643,7 +720,7 @@
               <w:t xml:space="preserve">Тел.: </w:t>
             </w:r>
             <w:r>
-              <w:t xml:space="preserve">+7 (383) 194-32-63</w:t>
+              <w:t xml:space="preserve">+7 (495) 479-21-98</w:t>
             </w:r>
           </w:p>
           <w:p>
@@ -651,7 +728,7 @@
               <w:t xml:space="preserve">E-mail: </w:t>
             </w:r>
             <w:r>
-              <w:t xml:space="preserve">belov@sibtrans.ru</w:t>
+              <w:t xml:space="preserve">belov@bk.ru</w:t>
             </w:r>
           </w:p>
           <w:p/>
@@ -669,7 +746,7 @@
     <w:p>
       <w:r>
         <w:pict>
-          <v:shape id="tb9716" type="#_x0000_t202" style="position:absolute;margin-left:0;margin-top:0;width:400pt;height:40pt">
+          <v:shape id="tb6806" type="#_x0000_t202" style="position:absolute;margin-left:0;margin-top:0;width:400pt;height:40pt">
             <v:textbox>
               <w:txbxContent>
                 <w:p>
@@ -677,13 +754,13 @@
                     <w:t xml:space="preserve">ВНИМАНИЕ! Бухгалтерия: </w:t>
                   </w:r>
                   <w:r>
-                    <w:t xml:space="preserve">Иванов Дмитрий Егорович</w:t>
+                    <w:t xml:space="preserve">Павлов Сергей Николаевич</w:t>
                   </w:r>
                   <w:r>
                     <w:t xml:space="preserve">, </w:t>
                   </w:r>
                   <w:r>
-                    <w:t xml:space="preserve">+7 (383) 115-57-21 доб. 806</w:t>
+                    <w:t xml:space="preserve">+7 (499) 939-59-95 доб. 115</w:t>
                   </w:r>
                 </w:p>
               </w:txbxContent>

--- a/tests/corpus_v2/docs/works_0012.docx
+++ b/tests/corpus_v2/docs/works_0012.docx
@@ -746,7 +746,7 @@
     <w:p>
       <w:r>
         <w:pict>
-          <v:shape id="tb6806" type="#_x0000_t202" style="position:absolute;margin-left:0;margin-top:0;width:400pt;height:40pt">
+          <v:shape id="tb9024" type="#_x0000_t202" style="position:absolute;margin-left:0;margin-top:0;width:400pt;height:40pt">
             <v:textbox>
               <w:txbxContent>
                 <w:p>

--- a/tests/corpus_v2/docs/works_0012.docx
+++ b/tests/corpus_v2/docs/works_0012.docx
@@ -505,7 +505,13 @@
         <w:t xml:space="preserve">9.3. Контрольная запись: </w:t>
       </w:r>
       <w:r>
-        <w:t xml:space="preserve">14/2025-Д</w:t>
+        <w:rPr>
+          <w:b/>
+        </w:rPr>
+        <w:t xml:space="preserve">14/20</w:t>
+      </w:r>
+      <w:r>
+        <w:t xml:space="preserve">25-Д</w:t>
       </w:r>
       <w:r>
         <w:t xml:space="preserve">.</w:t>

--- a/tests/corpus_v2/docs/works_0012.docx
+++ b/tests/corpus_v2/docs/works_0012.docx
@@ -27,7 +27,7 @@
         <w:rPr>
           <w:b/>
         </w:rPr>
-        <w:t xml:space="preserve">36/19</w:t>
+        <w:t xml:space="preserve">93/2023-С</w:t>
       </w:r>
     </w:p>
     <w:p/>
@@ -508,10 +508,10 @@
         <w:rPr>
           <w:b/>
         </w:rPr>
-        <w:t xml:space="preserve">14/20</w:t>
-      </w:r>
-      <w:r>
-        <w:t xml:space="preserve">25-Д</w:t>
+        <w:t xml:space="preserve">14Ф-79</w:t>
+      </w:r>
+      <w:r>
+        <w:t xml:space="preserve">500/13-987Д</w:t>
       </w:r>
       <w:r>
         <w:t xml:space="preserve">.</w:t>

--- a/tests/corpus_v2/docs/works_0012.docx
+++ b/tests/corpus_v2/docs/works_0012.docx
@@ -27,19 +27,19 @@
         <w:rPr>
           <w:b/>
         </w:rPr>
-        <w:t xml:space="preserve">93/2023-С</w:t>
-      </w:r>
-    </w:p>
-    <w:p/>
-    <w:p>
-      <w:r>
-        <w:t xml:space="preserve">г. Нижний Новгород</w:t>
+        <w:t xml:space="preserve">54/2025-С</w:t>
+      </w:r>
+    </w:p>
+    <w:p/>
+    <w:p>
+      <w:r>
+        <w:t xml:space="preserve">г. Самара</w:t>
       </w:r>
       <w:r>
         <w:t xml:space="preserve">     </w:t>
       </w:r>
       <w:r>
-        <w:t xml:space="preserve">25.04.2024</w:t>
+        <w:t xml:space="preserve">25.08.2025</w:t>
       </w:r>
     </w:p>
     <w:p/>
@@ -54,7 +54,7 @@
         <w:t xml:space="preserve">паспорт </w:t>
       </w:r>
       <w:r>
-        <w:t xml:space="preserve">60 25 346258</w:t>
+        <w:t xml:space="preserve">84 24 №241670</w:t>
       </w:r>
       <w:r>
         <w:t xml:space="preserve">, выдан </w:t>
@@ -90,7 +90,7 @@
         <w:t xml:space="preserve">паспорт </w:t>
       </w:r>
       <w:r>
-        <w:t xml:space="preserve">97 20 303184</w:t>
+        <w:t xml:space="preserve">20 08 333268</w:t>
       </w:r>
       <w:r>
         <w:t xml:space="preserve">, выдан </w:t>
@@ -102,13 +102,13 @@
         <w:t xml:space="preserve"> </w:t>
       </w:r>
       <w:r>
-        <w:t xml:space="preserve">04.10.2014</w:t>
+        <w:t xml:space="preserve">15.02.2016</w:t>
       </w:r>
       <w:r>
         <w:t xml:space="preserve">, код подразделения </w:t>
       </w:r>
       <w:r>
-        <w:t xml:space="preserve">702-982</w:t>
+        <w:t xml:space="preserve">631-388</w:t>
       </w:r>
       <w:r>
         <w:t xml:space="preserve">, именуемый в дальнейшем «Заказчик»</w:t>
@@ -117,7 +117,7 @@
         <w:t xml:space="preserve">, с другой стороны, совместно именуемые «Стороны», заключили настоящий Договор № </w:t>
       </w:r>
       <w:r>
-        <w:t xml:space="preserve">64450/736-сс</w:t>
+        <w:t xml:space="preserve">49832/492-сс</w:t>
       </w:r>
       <w:r>
         <w:t xml:space="preserve"> (далее — Договор) о нижеследующем:</w:t>
@@ -164,7 +164,7 @@
         <w:t xml:space="preserve">Гарантийный срок на результат работ — </w:t>
       </w:r>
       <w:r>
-        <w:t xml:space="preserve">в течение двадцати дней с даты подписания Сторонами акта сдачи-приемки оказанных услуг</w:t>
+        <w:t xml:space="preserve">в течение четырнадцати дней с даты подписания Сторонами акта сдачи-приемки оказанных услуг</w:t>
       </w:r>
       <w:r>
         <w:t xml:space="preserve">.</w:t>
@@ -184,7 +184,7 @@
         <w:t xml:space="preserve">2.1. Общая цена Договора: </w:t>
       </w:r>
       <w:r>
-        <w:t xml:space="preserve">6 260 000 (Шесть миллионов двести шестьдесят тысяч) рублей 50 копеек</w:t>
+        <w:t xml:space="preserve">5 900 000 (Пять миллионов девятьсот тысяч) рублей 00 копеек</w:t>
       </w:r>
       <w:r>
         <w:t xml:space="preserve">, в том числе НДС</w:t>
@@ -215,7 +215,7 @@
         <w:t xml:space="preserve">2.3. Срок оплаты — </w:t>
       </w:r>
       <w:r>
-        <w:t xml:space="preserve">не позднее 16.05.2026</w:t>
+        <w:t xml:space="preserve">не позднее 01.01.2025</w:t>
       </w:r>
       <w:r>
         <w:t xml:space="preserve">.</w:t>
@@ -235,7 +235,7 @@
         <w:t xml:space="preserve">, артикул </w:t>
       </w:r>
       <w:r>
-        <w:t xml:space="preserve">RM-5254-54</w:t>
+        <w:t xml:space="preserve">RM-1105-37</w:t>
       </w:r>
       <w:r>
         <w:t xml:space="preserve">, код </w:t>
@@ -292,6 +292,12 @@
         <w:t xml:space="preserve">МКАС при ТПП РФ</w:t>
       </w:r>
       <w:r>
+        <w:t xml:space="preserve">. Товар отгружается с сопроводительным документом паспорт качества № </w:t>
+      </w:r>
+      <w:r>
+        <w:t xml:space="preserve">09 17 783370</w:t>
+      </w:r>
+      <w:r>
         <w:t xml:space="preserve">. Цена — </w:t>
       </w:r>
       <w:r>
@@ -315,7 +321,7 @@
         <w:t xml:space="preserve">3.1. Место исполнения обязательств: </w:t>
       </w:r>
       <w:r>
-        <w:t xml:space="preserve">Красногорск, Ленина 1</w:t>
+        <w:t xml:space="preserve">Ростов-на-Дону Кутузовский 79/4 кв 61</w:t>
       </w:r>
       <w:r>
         <w:t xml:space="preserve">.</w:t>
@@ -332,7 +338,7 @@
         <w:t xml:space="preserve"> по телефону </w:t>
       </w:r>
       <w:r>
-        <w:t xml:space="preserve">+7 (499) 171-76-90</w:t>
+        <w:t xml:space="preserve">+7 (499) 197-46-12</w:t>
       </w:r>
       <w:r>
         <w:t xml:space="preserve">.</w:t>
@@ -343,7 +349,7 @@
         <w:t xml:space="preserve">3.3. Срок исполнения обязательств — </w:t>
       </w:r>
       <w:r>
-        <w:t xml:space="preserve">в течение двадцати банковских дней со дня предъявления требования</w:t>
+        <w:t xml:space="preserve">в течение пяти банковских дней со дня предъявления требования</w:t>
       </w:r>
       <w:r>
         <w:t xml:space="preserve">.</w:t>
@@ -402,7 +408,7 @@
         <w:t xml:space="preserve">Сторона, для которой создалась невозможность исполнения, обязана уведомить другую Сторону. Срок уведомления — </w:t>
       </w:r>
       <w:r>
-        <w:t xml:space="preserve">в течение 45 дней со дня предъявления требования</w:t>
+        <w:t xml:space="preserve">в течение 5 дней со дня предъявления требования</w:t>
       </w:r>
       <w:r>
         <w:t xml:space="preserve">.</w:t>
@@ -416,7 +422,7 @@
         <w:t xml:space="preserve">Все споры и разногласия решаются путём переговоров. Претензионный порядок обязателен, срок ответа на претензию — </w:t>
       </w:r>
       <w:r>
-        <w:t xml:space="preserve">в течение 24 месяцев с момента выставления счета</w:t>
+        <w:t xml:space="preserve">в течение 3 месяцев с момента выставления счета</w:t>
       </w:r>
       <w:r>
         <w:t xml:space="preserve">.</w:t>
@@ -445,7 +451,7 @@
         <w:t xml:space="preserve">ИНН (дублирование): </w:t>
       </w:r>
       <w:r>
-        <w:t xml:space="preserve">356-951-827018</w:t>
+        <w:t xml:space="preserve">695-182-703390</w:t>
       </w:r>
     </w:p>
     <w:p>
@@ -453,7 +459,7 @@
         <w:t xml:space="preserve">Резервный e-mail: </w:t>
       </w:r>
       <w:r>
-        <w:t xml:space="preserve">zаyceva@gmail.com</w:t>
+        <w:t xml:space="preserve">zаyceva@sibtrans.ru</w:t>
       </w:r>
     </w:p>
     <w:p/>
@@ -491,10 +497,10 @@
         <w:rPr>
           <w:b/>
         </w:rPr>
-        <w:t xml:space="preserve">не позднее 10.01.20</w:t>
-      </w:r>
-      <w:r>
-        <w:t xml:space="preserve">25</w:t>
+        <w:t xml:space="preserve">в течение 3</w:t>
+      </w:r>
+      <w:r>
+        <w:t xml:space="preserve">0 (Тридцати) рабочих дней с момента подписания акта</w:t>
       </w:r>
       <w:r>
         <w:t xml:space="preserve">.</w:t>
@@ -508,10 +514,10 @@
         <w:rPr>
           <w:b/>
         </w:rPr>
-        <w:t xml:space="preserve">14Ф-79</w:t>
-      </w:r>
-      <w:r>
-        <w:t xml:space="preserve">500/13-987Д</w:t>
+        <w:t xml:space="preserve">74Ф-29</w:t>
+      </w:r>
+      <w:r>
+        <w:t xml:space="preserve">518/18-978Д</w:t>
       </w:r>
       <w:r>
         <w:t xml:space="preserve">.</w:t>
@@ -522,9 +528,9 @@
         <w:t xml:space="preserve">9.4. Контрольная запись: </w:t>
       </w:r>
       <w:r>
-        <w:t xml:space="preserve">5</w:t>
+        <w:t xml:space="preserve">6</w:t>
         <w:br/>
-        <w:t xml:space="preserve">94 000 (Пятьсот девяносто четыре тысячи) рублей 00 копеек</w:t>
+        <w:t xml:space="preserve">07 000 (Шестьсот семь тысяч) рублей 00 копеек</w:t>
       </w:r>
       <w:r>
         <w:t xml:space="preserve">.</w:t>
@@ -592,7 +598,7 @@
               <w:t xml:space="preserve">Адрес регистрации: </w:t>
             </w:r>
             <w:r>
-              <w:t xml:space="preserve">Нижний Новгород, Заречная 12</w:t>
+              <w:t xml:space="preserve">Сергиев Посад Лесная 88/3 кв 58</w:t>
             </w:r>
           </w:p>
           <w:p>
@@ -600,7 +606,7 @@
               <w:t xml:space="preserve">Паспорт </w:t>
             </w:r>
             <w:r>
-              <w:t xml:space="preserve">60 25 346258</w:t>
+              <w:t xml:space="preserve">84 24 №241670</w:t>
             </w:r>
             <w:r>
               <w:t xml:space="preserve">, выдан ОУФМС России по Тверской области в Заволжском р-не 17.08.2019</w:t>
@@ -617,13 +623,13 @@
               <w:t xml:space="preserve">СНИЛС </w:t>
             </w:r>
             <w:r>
-              <w:t xml:space="preserve">331-065-029 20</w:t>
+              <w:t xml:space="preserve">106-502-975 34</w:t>
             </w:r>
             <w:r>
               <w:t xml:space="preserve"> ИНН </w:t>
             </w:r>
             <w:r>
-              <w:t xml:space="preserve">356951827018</w:t>
+              <w:t xml:space="preserve">695182703390</w:t>
             </w:r>
           </w:p>
           <w:p>
@@ -631,7 +637,7 @@
               <w:t xml:space="preserve">Тел.: </w:t>
             </w:r>
             <w:r>
-              <w:t xml:space="preserve">+7 (499) 526-72-40</w:t>
+              <w:t xml:space="preserve">+7 (843) 143-13-49</w:t>
             </w:r>
           </w:p>
           <w:p>
@@ -639,7 +645,7 @@
               <w:t xml:space="preserve">E-mail: </w:t>
             </w:r>
             <w:r>
-              <w:t xml:space="preserve">zayceva@corp-tehno.ru</w:t>
+              <w:t xml:space="preserve">zayceva@bk.ru</w:t>
             </w:r>
           </w:p>
           <w:p/>
@@ -666,7 +672,7 @@
           </w:p>
           <w:p>
             <w:r>
-              <w:t xml:space="preserve">Новосибирск, Кутузовский 65</w:t>
+              <w:t xml:space="preserve">Тверь, Промышленная 47</w:t>
             </w:r>
           </w:p>
           <w:p>
@@ -679,7 +685,7 @@
               <w:t xml:space="preserve">Дата рождения: </w:t>
             </w:r>
             <w:r>
-              <w:t xml:space="preserve">27.08.1982</w:t>
+              <w:t xml:space="preserve">18.04.1977</w:t>
             </w:r>
           </w:p>
           <w:p>
@@ -687,7 +693,7 @@
               <w:t xml:space="preserve">Адрес регистрации: </w:t>
             </w:r>
             <w:r>
-              <w:t xml:space="preserve">Сергиев Посад Лесная 4/3 кв 69</w:t>
+              <w:t xml:space="preserve">Новосибирск, Баумана 71</w:t>
             </w:r>
           </w:p>
           <w:p>
@@ -695,16 +701,16 @@
               <w:t xml:space="preserve">Паспорт </w:t>
             </w:r>
             <w:r>
-              <w:t xml:space="preserve">97 20 303184</w:t>
-            </w:r>
-            <w:r>
-              <w:t xml:space="preserve">, выдан ТП № 2 ОУФМС России по Московской обл. 04.10.2014</w:t>
+              <w:t xml:space="preserve">20 08 333268</w:t>
+            </w:r>
+            <w:r>
+              <w:t xml:space="preserve">, выдан ТП № 2 ОУФМС России по Московской обл. 15.02.2016</w:t>
             </w:r>
             <w:r>
               <w:t xml:space="preserve">, код подразделения </w:t>
             </w:r>
             <w:r>
-              <w:t xml:space="preserve">702-982</w:t>
+              <w:t xml:space="preserve">631-388</w:t>
             </w:r>
           </w:p>
           <w:p>
@@ -712,13 +718,13 @@
               <w:t xml:space="preserve">СНИЛС </w:t>
             </w:r>
             <w:r>
-              <w:t xml:space="preserve">989-563-041 87</w:t>
+              <w:t xml:space="preserve">630-419-461 67</w:t>
             </w:r>
             <w:r>
               <w:t xml:space="preserve"> ИНН </w:t>
             </w:r>
             <w:r>
-              <w:t xml:space="preserve">235674468078</w:t>
+              <w:t xml:space="preserve">744680989510</w:t>
             </w:r>
           </w:p>
           <w:p>
@@ -726,7 +732,7 @@
               <w:t xml:space="preserve">Тел.: </w:t>
             </w:r>
             <w:r>
-              <w:t xml:space="preserve">+7 (495) 479-21-98</w:t>
+              <w:t xml:space="preserve">+7 (812) 770-89-80</w:t>
             </w:r>
           </w:p>
           <w:p>
@@ -752,7 +758,7 @@
     <w:p>
       <w:r>
         <w:pict>
-          <v:shape id="tb9024" type="#_x0000_t202" style="position:absolute;margin-left:0;margin-top:0;width:400pt;height:40pt">
+          <v:shape id="tb4492" type="#_x0000_t202" style="position:absolute;margin-left:0;margin-top:0;width:400pt;height:40pt">
             <v:textbox>
               <w:txbxContent>
                 <w:p>
@@ -760,13 +766,13 @@
                     <w:t xml:space="preserve">ВНИМАНИЕ! Бухгалтерия: </w:t>
                   </w:r>
                   <w:r>
-                    <w:t xml:space="preserve">Павлов Сергей Николаевич</w:t>
+                    <w:t xml:space="preserve">Макаров Андрей Егорович</w:t>
                   </w:r>
                   <w:r>
                     <w:t xml:space="preserve">, </w:t>
                   </w:r>
                   <w:r>
-                    <w:t xml:space="preserve">+7 (499) 939-59-95 доб. 115</w:t>
+                    <w:t xml:space="preserve">+7 (846) 115-16-99 доб. 159</w:t>
                   </w:r>
                 </w:p>
               </w:txbxContent>

--- a/tests/corpus_v2/docs/works_0012.docx
+++ b/tests/corpus_v2/docs/works_0012.docx
@@ -27,19 +27,19 @@
         <w:rPr>
           <w:b/>
         </w:rPr>
-        <w:t xml:space="preserve">54/2025-С</w:t>
-      </w:r>
-    </w:p>
-    <w:p/>
-    <w:p>
-      <w:r>
-        <w:t xml:space="preserve">г. Самара</w:t>
+        <w:t xml:space="preserve">46/2025-К</w:t>
+      </w:r>
+    </w:p>
+    <w:p/>
+    <w:p>
+      <w:r>
+        <w:t xml:space="preserve">г. Нижний Новгород</w:t>
       </w:r>
       <w:r>
         <w:t xml:space="preserve">     </w:t>
       </w:r>
       <w:r>
-        <w:t xml:space="preserve">25.08.2025</w:t>
+        <w:t xml:space="preserve">10.08.2024</w:t>
       </w:r>
     </w:p>
     <w:p/>
@@ -60,19 +60,19 @@
         <w:t xml:space="preserve">, выдан </w:t>
       </w:r>
       <w:r>
-        <w:t xml:space="preserve">ОУФМС России по Тверской области в Заволжском р-не</w:t>
+        <w:t xml:space="preserve">ГУ МВД России по г. Москве</w:t>
       </w:r>
       <w:r>
         <w:t xml:space="preserve"> </w:t>
       </w:r>
       <w:r>
-        <w:t xml:space="preserve">17.08.2019</w:t>
-      </w:r>
-      <w:r>
-        <w:t xml:space="preserve">, код подразделения </w:t>
-      </w:r>
-      <w:r>
-        <w:t xml:space="preserve">684-847</w:t>
+        <w:t xml:space="preserve">12.10.2007</w:t>
+      </w:r>
+      <w:r>
+        <w:t xml:space="preserve">, код подразделения, выдавшего паспорт: </w:t>
+      </w:r>
+      <w:r>
+        <w:t xml:space="preserve">532-490</w:t>
       </w:r>
       <w:r>
         <w:t xml:space="preserve">, именуемая в дальнейшем «Подрядчик»</w:t>
@@ -81,7 +81,7 @@
         <w:t xml:space="preserve">, с одной стороны, и </w:t>
       </w:r>
       <w:r>
-        <w:t xml:space="preserve">Белов Сергей Дмитриевич</w:t>
+        <w:t xml:space="preserve">Морозова Елена Алексеевна</w:t>
       </w:r>
       <w:r>
         <w:t xml:space="preserve">, </w:t>
@@ -90,7 +90,7 @@
         <w:t xml:space="preserve">паспорт </w:t>
       </w:r>
       <w:r>
-        <w:t xml:space="preserve">20 08 333268</w:t>
+        <w:t xml:space="preserve">52 15 №936966</w:t>
       </w:r>
       <w:r>
         <w:t xml:space="preserve">, выдан </w:t>
@@ -102,22 +102,22 @@
         <w:t xml:space="preserve"> </w:t>
       </w:r>
       <w:r>
-        <w:t xml:space="preserve">15.02.2016</w:t>
-      </w:r>
-      <w:r>
-        <w:t xml:space="preserve">, код подразделения </w:t>
-      </w:r>
-      <w:r>
-        <w:t xml:space="preserve">631-388</w:t>
-      </w:r>
-      <w:r>
-        <w:t xml:space="preserve">, именуемый в дальнейшем «Заказчик»</w:t>
+        <w:t xml:space="preserve">22.03.2009</w:t>
+      </w:r>
+      <w:r>
+        <w:t xml:space="preserve">, Код подразделения </w:t>
+      </w:r>
+      <w:r>
+        <w:t xml:space="preserve">453-119</w:t>
+      </w:r>
+      <w:r>
+        <w:t xml:space="preserve">, именуемая в дальнейшем «Заказчик»</w:t>
       </w:r>
       <w:r>
         <w:t xml:space="preserve">, с другой стороны, совместно именуемые «Стороны», заключили настоящий Договор № </w:t>
       </w:r>
       <w:r>
-        <w:t xml:space="preserve">49832/492-сс</w:t>
+        <w:t xml:space="preserve">84318/907-сс</w:t>
       </w:r>
       <w:r>
         <w:t xml:space="preserve"> (далее — Договор) о нижеследующем:</w:t>
@@ -164,7 +164,7 @@
         <w:t xml:space="preserve">Гарантийный срок на результат работ — </w:t>
       </w:r>
       <w:r>
-        <w:t xml:space="preserve">в течение четырнадцати дней с даты подписания Сторонами акта сдачи-приемки оказанных услуг</w:t>
+        <w:t xml:space="preserve">в течение двадцати дней с даты подписания Сторонами акта сдачи-приемки оказанных услуг</w:t>
       </w:r>
       <w:r>
         <w:t xml:space="preserve">.</w:t>
@@ -184,7 +184,7 @@
         <w:t xml:space="preserve">2.1. Общая цена Договора: </w:t>
       </w:r>
       <w:r>
-        <w:t xml:space="preserve">5 900 000 (Пять миллионов девятьсот тысяч) рублей 00 копеек</w:t>
+        <w:t xml:space="preserve">8 670 000 (Восемь миллионов шестьсот семьдесят тысяч) рублей 00 копеек</w:t>
       </w:r>
       <w:r>
         <w:t xml:space="preserve">, в том числе НДС</w:t>
@@ -198,7 +198,7 @@
         <w:t xml:space="preserve">2.2. Налог: </w:t>
       </w:r>
       <w:r>
-        <w:t xml:space="preserve">10 (десять) процентов от общей суммы счета</w:t>
+        <w:t xml:space="preserve">5 (пять) процентов от общей суммы счета</w:t>
       </w:r>
       <w:r>
         <w:t xml:space="preserve">, но не более </w:t>
@@ -215,7 +215,7 @@
         <w:t xml:space="preserve">2.3. Срок оплаты — </w:t>
       </w:r>
       <w:r>
-        <w:t xml:space="preserve">не позднее 01.01.2025</w:t>
+        <w:t xml:space="preserve">не позднее 25.01.2025</w:t>
       </w:r>
       <w:r>
         <w:t xml:space="preserve">.</w:t>
@@ -298,6 +298,42 @@
         <w:t xml:space="preserve">09 17 783370</w:t>
       </w:r>
       <w:r>
+        <w:t xml:space="preserve">. К партии приложен паспорт изделия № </w:t>
+      </w:r>
+      <w:r>
+        <w:t xml:space="preserve">81 23 606974</w:t>
+      </w:r>
+      <w:r>
+        <w:t xml:space="preserve">. Оборудование поставляется с паспортом транспортного средства № </w:t>
+      </w:r>
+      <w:r>
+        <w:t xml:space="preserve">47 15 762028</w:t>
+      </w:r>
+      <w:r>
+        <w:t xml:space="preserve">. Приёмка производится согласно техническому паспорту </w:t>
+      </w:r>
+      <w:r>
+        <w:t xml:space="preserve">78 20 406268</w:t>
+      </w:r>
+      <w:r>
+        <w:t xml:space="preserve">. СНИЛС не указан, номер заказа </w:t>
+      </w:r>
+      <w:r>
+        <w:t xml:space="preserve">996-781-482 27</w:t>
+      </w:r>
+      <w:r>
+        <w:t xml:space="preserve">. Дата рождения не проставлена, документ выдан </w:t>
+      </w:r>
+      <w:r>
+        <w:t xml:space="preserve">04.05.2015</w:t>
+      </w:r>
+      <w:r>
+        <w:t xml:space="preserve">. Код подразделения, см. артикул </w:t>
+      </w:r>
+      <w:r>
+        <w:t xml:space="preserve">086-109</w:t>
+      </w:r>
+      <w:r>
         <w:t xml:space="preserve">. Цена — </w:t>
       </w:r>
       <w:r>
@@ -321,7 +357,7 @@
         <w:t xml:space="preserve">3.1. Место исполнения обязательств: </w:t>
       </w:r>
       <w:r>
-        <w:t xml:space="preserve">Ростов-на-Дону Кутузовский 79/4 кв 61</w:t>
+        <w:t xml:space="preserve">Красногорск, Космонавтов 74</w:t>
       </w:r>
       <w:r>
         <w:t xml:space="preserve">.</w:t>
@@ -332,13 +368,13 @@
         <w:t xml:space="preserve">3.2. Уведомления направляются </w:t>
       </w:r>
       <w:r>
-        <w:t xml:space="preserve">Белову Сергею Дмитриевичу</w:t>
+        <w:t xml:space="preserve">Морозовой Елене Алексеевне</w:t>
       </w:r>
       <w:r>
         <w:t xml:space="preserve"> по телефону </w:t>
       </w:r>
       <w:r>
-        <w:t xml:space="preserve">+7 (499) 197-46-12</w:t>
+        <w:t xml:space="preserve">+7 (499) 382-16-81</w:t>
       </w:r>
       <w:r>
         <w:t xml:space="preserve">.</w:t>
@@ -349,7 +385,7 @@
         <w:t xml:space="preserve">3.3. Срок исполнения обязательств — </w:t>
       </w:r>
       <w:r>
-        <w:t xml:space="preserve">в течение пяти банковских дней со дня предъявления требования</w:t>
+        <w:t xml:space="preserve">в течение двадцати банковских дней со дня предъявления требования</w:t>
       </w:r>
       <w:r>
         <w:t xml:space="preserve">.</w:t>
@@ -422,7 +458,7 @@
         <w:t xml:space="preserve">Все споры и разногласия решаются путём переговоров. Претензионный порядок обязателен, срок ответа на претензию — </w:t>
       </w:r>
       <w:r>
-        <w:t xml:space="preserve">в течение 3 месяцев с момента выставления счета</w:t>
+        <w:t xml:space="preserve">в течение 24 месяцев с момента выставления счета</w:t>
       </w:r>
       <w:r>
         <w:t xml:space="preserve">.</w:t>
@@ -443,7 +479,7 @@
         <w:t xml:space="preserve">Расчётный счёт (дублирование): </w:t>
       </w:r>
       <w:r>
-        <w:t xml:space="preserve">4081 7810 4259 2834 3119</w:t>
+        <w:t xml:space="preserve">4081 7810 1834 3119 5918</w:t>
       </w:r>
     </w:p>
     <w:p>
@@ -451,7 +487,7 @@
         <w:t xml:space="preserve">ИНН (дублирование): </w:t>
       </w:r>
       <w:r>
-        <w:t xml:space="preserve">695-182-703390</w:t>
+        <w:t xml:space="preserve">951-827-033152</w:t>
       </w:r>
     </w:p>
     <w:p>
@@ -497,10 +533,10 @@
         <w:rPr>
           <w:b/>
         </w:rPr>
-        <w:t xml:space="preserve">в течение 3</w:t>
-      </w:r>
-      <w:r>
-        <w:t xml:space="preserve">0 (Тридцати) рабочих дней с момента подписания акта</w:t>
+        <w:t xml:space="preserve">в течение 1</w:t>
+      </w:r>
+      <w:r>
+        <w:t xml:space="preserve">0 (Десяти) рабочих дней с момента подписания акта</w:t>
       </w:r>
       <w:r>
         <w:t xml:space="preserve">.</w:t>
@@ -514,10 +550,10 @@
         <w:rPr>
           <w:b/>
         </w:rPr>
-        <w:t xml:space="preserve">74Ф-29</w:t>
-      </w:r>
-      <w:r>
-        <w:t xml:space="preserve">518/18-978Д</w:t>
+        <w:t xml:space="preserve">88Ф-37</w:t>
+      </w:r>
+      <w:r>
+        <w:t xml:space="preserve">033/24-949Д</w:t>
       </w:r>
       <w:r>
         <w:t xml:space="preserve">.</w:t>
@@ -528,9 +564,9 @@
         <w:t xml:space="preserve">9.4. Контрольная запись: </w:t>
       </w:r>
       <w:r>
-        <w:t xml:space="preserve">6</w:t>
+        <w:t xml:space="preserve">32 6</w:t>
         <w:br/>
-        <w:t xml:space="preserve">07 000 (Шестьсот семь тысяч) рублей 00 копеек</w:t>
+        <w:t xml:space="preserve">00 000 (Тридцать два миллиона шестьсот тысяч) рублей 00 копеек</w:t>
       </w:r>
       <w:r>
         <w:t xml:space="preserve">.</w:t>
@@ -590,7 +626,7 @@
               <w:t xml:space="preserve">Дата рождения: </w:t>
             </w:r>
             <w:r>
-              <w:t xml:space="preserve">12.10.1960</w:t>
+              <w:t xml:space="preserve">05.12.1966</w:t>
             </w:r>
           </w:p>
           <w:p>
@@ -598,7 +634,7 @@
               <w:t xml:space="preserve">Адрес регистрации: </w:t>
             </w:r>
             <w:r>
-              <w:t xml:space="preserve">Сергиев Посад Лесная 88/3 кв 58</w:t>
+              <w:t xml:space="preserve">Красногорск Баумана 71/3 кв 84</w:t>
             </w:r>
           </w:p>
           <w:p>
@@ -609,13 +645,13 @@
               <w:t xml:space="preserve">84 24 №241670</w:t>
             </w:r>
             <w:r>
-              <w:t xml:space="preserve">, выдан ОУФМС России по Тверской области в Заволжском р-не 17.08.2019</w:t>
-            </w:r>
-            <w:r>
-              <w:t xml:space="preserve">, код подразделения </w:t>
-            </w:r>
-            <w:r>
-              <w:t xml:space="preserve">684-847</w:t>
+              <w:t xml:space="preserve">, выдан ГУ МВД России по г. Москве 12.10.2007</w:t>
+            </w:r>
+            <w:r>
+              <w:t xml:space="preserve">, код подразделения, выдавшего паспорт: </w:t>
+            </w:r>
+            <w:r>
+              <w:t xml:space="preserve">532-490</w:t>
             </w:r>
           </w:p>
           <w:p>
@@ -623,13 +659,13 @@
               <w:t xml:space="preserve">СНИЛС </w:t>
             </w:r>
             <w:r>
-              <w:t xml:space="preserve">106-502-975 34</w:t>
+              <w:t xml:space="preserve">065-029-754 63</w:t>
             </w:r>
             <w:r>
               <w:t xml:space="preserve"> ИНН </w:t>
             </w:r>
             <w:r>
-              <w:t xml:space="preserve">695182703390</w:t>
+              <w:t xml:space="preserve">951827033152</w:t>
             </w:r>
           </w:p>
           <w:p>
@@ -637,7 +673,7 @@
               <w:t xml:space="preserve">Тел.: </w:t>
             </w:r>
             <w:r>
-              <w:t xml:space="preserve">+7 (843) 143-13-49</w:t>
+              <w:t xml:space="preserve">+7 (383) 660-74-31</w:t>
             </w:r>
           </w:p>
           <w:p>
@@ -645,7 +681,7 @@
               <w:t xml:space="preserve">E-mail: </w:t>
             </w:r>
             <w:r>
-              <w:t xml:space="preserve">zayceva@bk.ru</w:t>
+              <w:t xml:space="preserve">zayceva@inbox.ru</w:t>
             </w:r>
           </w:p>
           <w:p/>
@@ -672,12 +708,12 @@
           </w:p>
           <w:p>
             <w:r>
-              <w:t xml:space="preserve">Тверь, Промышленная 47</w:t>
-            </w:r>
-          </w:p>
-          <w:p>
-            <w:r>
-              <w:t xml:space="preserve">Белов Сергей Дмитриевич</w:t>
+              <w:t xml:space="preserve">Одинцово, Заречная 2</w:t>
+            </w:r>
+          </w:p>
+          <w:p>
+            <w:r>
+              <w:t xml:space="preserve">Морозова Елена Алексеевна</w:t>
             </w:r>
           </w:p>
           <w:p>
@@ -685,7 +721,7 @@
               <w:t xml:space="preserve">Дата рождения: </w:t>
             </w:r>
             <w:r>
-              <w:t xml:space="preserve">18.04.1977</w:t>
+              <w:t xml:space="preserve">12.07.2000</w:t>
             </w:r>
           </w:p>
           <w:p>
@@ -693,7 +729,7 @@
               <w:t xml:space="preserve">Адрес регистрации: </w:t>
             </w:r>
             <w:r>
-              <w:t xml:space="preserve">Новосибирск, Баумана 71</w:t>
+              <w:t xml:space="preserve">Новосибирск, Пушкина 50</w:t>
             </w:r>
           </w:p>
           <w:p>
@@ -701,16 +737,16 @@
               <w:t xml:space="preserve">Паспорт </w:t>
             </w:r>
             <w:r>
-              <w:t xml:space="preserve">20 08 333268</w:t>
-            </w:r>
-            <w:r>
-              <w:t xml:space="preserve">, выдан ТП № 2 ОУФМС России по Московской обл. 15.02.2016</w:t>
-            </w:r>
-            <w:r>
-              <w:t xml:space="preserve">, код подразделения </w:t>
-            </w:r>
-            <w:r>
-              <w:t xml:space="preserve">631-388</w:t>
+              <w:t xml:space="preserve">52 15 №936966</w:t>
+            </w:r>
+            <w:r>
+              <w:t xml:space="preserve">, выдан ТП № 2 ОУФМС России по Московской обл. 22.03.2009</w:t>
+            </w:r>
+            <w:r>
+              <w:t xml:space="preserve">, Код подразделения </w:t>
+            </w:r>
+            <w:r>
+              <w:t xml:space="preserve">453-119</w:t>
             </w:r>
           </w:p>
           <w:p>
@@ -718,13 +754,13 @@
               <w:t xml:space="preserve">СНИЛС </w:t>
             </w:r>
             <w:r>
-              <w:t xml:space="preserve">630-419-461 67</w:t>
+              <w:t xml:space="preserve">419-461-966 08</w:t>
             </w:r>
             <w:r>
               <w:t xml:space="preserve"> ИНН </w:t>
             </w:r>
             <w:r>
-              <w:t xml:space="preserve">744680989510</w:t>
+              <w:t xml:space="preserve">680989563071</w:t>
             </w:r>
           </w:p>
           <w:p>
@@ -732,7 +768,7 @@
               <w:t xml:space="preserve">Тел.: </w:t>
             </w:r>
             <w:r>
-              <w:t xml:space="preserve">+7 (812) 770-89-80</w:t>
+              <w:t xml:space="preserve">+7 (846) 115-16-99</w:t>
             </w:r>
           </w:p>
           <w:p>
@@ -740,7 +776,7 @@
               <w:t xml:space="preserve">E-mail: </w:t>
             </w:r>
             <w:r>
-              <w:t xml:space="preserve">belov@bk.ru</w:t>
+              <w:t xml:space="preserve">morozova@romashka.ru</w:t>
             </w:r>
           </w:p>
           <w:p/>
@@ -749,7 +785,7 @@
               <w:t xml:space="preserve">______________ </w:t>
             </w:r>
             <w:r>
-              <w:t xml:space="preserve">Белов С. Д.</w:t>
+              <w:t xml:space="preserve">Морозова Е. А.</w:t>
             </w:r>
           </w:p>
         </w:tc>
@@ -758,7 +794,7 @@
     <w:p>
       <w:r>
         <w:pict>
-          <v:shape id="tb4492" type="#_x0000_t202" style="position:absolute;margin-left:0;margin-top:0;width:400pt;height:40pt">
+          <v:shape id="tb8507" type="#_x0000_t202" style="position:absolute;margin-left:0;margin-top:0;width:400pt;height:40pt">
             <v:textbox>
               <w:txbxContent>
                 <w:p>
@@ -766,13 +802,13 @@
                     <w:t xml:space="preserve">ВНИМАНИЕ! Бухгалтерия: </w:t>
                   </w:r>
                   <w:r>
-                    <w:t xml:space="preserve">Макаров Андрей Егорович</w:t>
+                    <w:t xml:space="preserve">Титова Наталья Сергеевна</w:t>
                   </w:r>
                   <w:r>
                     <w:t xml:space="preserve">, </w:t>
                   </w:r>
                   <w:r>
-                    <w:t xml:space="preserve">+7 (846) 115-16-99 доб. 159</w:t>
+                    <w:t xml:space="preserve">+7 (495) 887-61-72 доб. 926</w:t>
                   </w:r>
                 </w:p>
               </w:txbxContent>
@@ -803,7 +839,7 @@
         <w:t xml:space="preserve">Заказчик: _______________ /</w:t>
       </w:r>
       <w:r>
-        <w:t xml:space="preserve">Белов Сергей Дмитриевич</w:t>
+        <w:t xml:space="preserve">Морозова Елена Алексеевна</w:t>
       </w:r>
       <w:r>
         <w:t xml:space="preserve">/</w:t>

--- a/tests/corpus_v2/docs/works_0012.docx
+++ b/tests/corpus_v2/docs/works_0012.docx
@@ -343,245 +343,120 @@
         <w:t xml:space="preserve">.</w:t>
       </w:r>
     </w:p>
-    <w:p/>
-    <w:p>
-      <w:r>
-        <w:rPr>
-          <w:b/>
-        </w:rPr>
-        <w:t xml:space="preserve">3. МЕСТО И СРОКИ ИСПОЛНЕНИЯ</w:t>
-      </w:r>
-    </w:p>
-    <w:p>
-      <w:r>
-        <w:t xml:space="preserve">3.1. Место исполнения обязательств: </w:t>
-      </w:r>
-      <w:r>
-        <w:t xml:space="preserve">Красногорск, Космонавтов 74</w:t>
-      </w:r>
-      <w:r>
-        <w:t xml:space="preserve">.</w:t>
-      </w:r>
-    </w:p>
-    <w:p>
-      <w:r>
-        <w:t xml:space="preserve">3.2. Уведомления направляются </w:t>
-      </w:r>
-      <w:r>
-        <w:t xml:space="preserve">Морозовой Елене Алексеевне</w:t>
-      </w:r>
-      <w:r>
-        <w:t xml:space="preserve"> по телефону </w:t>
-      </w:r>
-      <w:r>
-        <w:t xml:space="preserve">+7 (499) 382-16-81</w:t>
-      </w:r>
-      <w:r>
-        <w:t xml:space="preserve">.</w:t>
-      </w:r>
-    </w:p>
-    <w:p>
-      <w:r>
-        <w:t xml:space="preserve">3.3. Срок исполнения обязательств — </w:t>
-      </w:r>
-      <w:r>
-        <w:t xml:space="preserve">в течение двадцати банковских дней со дня предъявления требования</w:t>
-      </w:r>
-      <w:r>
-        <w:t xml:space="preserve">.</w:t>
-      </w:r>
-    </w:p>
-    <w:p/>
-    <w:p>
-      <w:r>
-        <w:rPr>
-          <w:b/>
-        </w:rPr>
-        <w:t xml:space="preserve">4. ПРОЧИЕ УСЛОВИЯ</w:t>
-      </w:r>
-    </w:p>
-    <w:p>
-      <w:r>
-        <w:t xml:space="preserve">4.1. </w:t>
-      </w:r>
-      <w:r>
-        <w:t xml:space="preserve">Стороны несут ответственность за неисполнение или ненадлежащее исполнение обязательств в соответствии с законодательством Российской Федерации.</w:t>
-      </w:r>
-    </w:p>
-    <w:p>
-      <w:r>
-        <w:t xml:space="preserve">4.2. </w:t>
-      </w:r>
-      <w:r>
-        <w:t xml:space="preserve">Размер неустойки за нарушение сроков оплаты: </w:t>
-      </w:r>
-      <w:r>
-        <w:t xml:space="preserve">0,1 (одна десятая процента) процента от цены Договора</w:t>
-      </w:r>
-      <w:r>
-        <w:t xml:space="preserve">. Предельный размер ответственности: </w:t>
-      </w:r>
-      <w:r>
-        <w:t xml:space="preserve">1/300 ключевой ставки ЦБ РФ от общей суммы счета</w:t>
-      </w:r>
-      <w:r>
-        <w:t xml:space="preserve">.</w:t>
-      </w:r>
-    </w:p>
-    <w:p>
-      <w:r>
-        <w:t xml:space="preserve">4.3. </w:t>
-      </w:r>
-      <w:r>
-        <w:t xml:space="preserve">Стороны освобождаются от ответственности при наступлении обстоятельств непреодолимой силы, если они прямо повлияли на исполнение обязательств.</w:t>
-      </w:r>
-    </w:p>
-    <w:p>
-      <w:r>
-        <w:t xml:space="preserve">4.4. </w:t>
-      </w:r>
-      <w:r>
-        <w:t xml:space="preserve">Сторона, для которой создалась невозможность исполнения, обязана уведомить другую Сторону. Срок уведомления — </w:t>
-      </w:r>
-      <w:r>
-        <w:t xml:space="preserve">в течение 5 дней со дня предъявления требования</w:t>
-      </w:r>
-      <w:r>
-        <w:t xml:space="preserve">.</w:t>
-      </w:r>
-    </w:p>
-    <w:p>
-      <w:r>
-        <w:t xml:space="preserve">4.5. </w:t>
-      </w:r>
-      <w:r>
-        <w:t xml:space="preserve">Все споры и разногласия решаются путём переговоров. Претензионный порядок обязателен, срок ответа на претензию — </w:t>
-      </w:r>
-      <w:r>
-        <w:t xml:space="preserve">в течение 24 месяцев с момента выставления счета</w:t>
-      </w:r>
-      <w:r>
-        <w:t xml:space="preserve">.</w:t>
-      </w:r>
-    </w:p>
-    <w:p/>
-    <w:p/>
-    <w:p>
-      <w:r>
-        <w:rPr>
-          <w:b/>
-        </w:rPr>
-        <w:t xml:space="preserve">10. ДОПОЛНИТЕЛЬНЫЕ СВЕДЕНИЯ О СТОРОНАХ</w:t>
-      </w:r>
-    </w:p>
-    <w:p>
-      <w:r>
-        <w:t xml:space="preserve">Расчётный счёт (дублирование): </w:t>
-      </w:r>
-      <w:r>
-        <w:t xml:space="preserve">4081 7810 1834 3119 5918</w:t>
-      </w:r>
-    </w:p>
-    <w:p>
-      <w:r>
-        <w:t xml:space="preserve">ИНН (дублирование): </w:t>
-      </w:r>
-      <w:r>
-        <w:t xml:space="preserve">951-827-033152</w:t>
-      </w:r>
-    </w:p>
-    <w:p>
-      <w:r>
-        <w:t xml:space="preserve">Резервный e-mail: </w:t>
-      </w:r>
-      <w:r>
-        <w:t xml:space="preserve">zаyceva@sibtrans.ru</w:t>
-      </w:r>
-    </w:p>
-    <w:p/>
-    <w:p/>
-    <w:p>
-      <w:r>
-        <w:rPr>
-          <w:b/>
-        </w:rPr>
-        <w:t xml:space="preserve">9. КОНТРОЛЬНЫЕ ВЕЛИЧИНЫ</w:t>
-      </w:r>
-    </w:p>
-    <w:p>
-      <w:r>
-        <w:t xml:space="preserve">9.1. Контрольная запись: </w:t>
-      </w:r>
-      <w:r>
-        <w:rPr>
-          <w:b/>
-        </w:rPr>
-        <w:t xml:space="preserve">1/1</w:t>
-      </w:r>
-      <w:r>
-        <w:t xml:space="preserve">50 ключевой ставки ЦБ РФ от цены Договора</w:t>
-      </w:r>
-      <w:r>
-        <w:t xml:space="preserve">.</w:t>
-      </w:r>
-    </w:p>
-    <w:p>
-      <w:r>
-        <w:t xml:space="preserve">9.2. Контрольная запись: </w:t>
-      </w:r>
-      <w:r>
-        <w:rPr>
-          <w:b/>
-        </w:rPr>
-        <w:t xml:space="preserve">в течение 1</w:t>
-      </w:r>
-      <w:r>
-        <w:t xml:space="preserve">0 (Десяти) рабочих дней с момента подписания акта</w:t>
-      </w:r>
-      <w:r>
-        <w:t xml:space="preserve">.</w:t>
-      </w:r>
-    </w:p>
-    <w:p>
-      <w:r>
-        <w:t xml:space="preserve">9.3. Контрольная запись: </w:t>
-      </w:r>
-      <w:r>
-        <w:rPr>
-          <w:b/>
-        </w:rPr>
-        <w:t xml:space="preserve">88Ф-37</w:t>
-      </w:r>
-      <w:r>
-        <w:t xml:space="preserve">033/24-949Д</w:t>
-      </w:r>
-      <w:r>
-        <w:t xml:space="preserve">.</w:t>
-      </w:r>
-    </w:p>
-    <w:p>
-      <w:r>
-        <w:t xml:space="preserve">9.4. Контрольная запись: </w:t>
-      </w:r>
-      <w:r>
-        <w:t xml:space="preserve">32 6</w:t>
-        <w:br/>
-        <w:t xml:space="preserve">00 000 (Тридцать два миллиона шестьсот тысяч) рублей 00 копеек</w:t>
-      </w:r>
-      <w:r>
-        <w:t xml:space="preserve">.</w:t>
-      </w:r>
-    </w:p>
-    <w:p/>
-    <w:p>
-      <w:r>
-        <w:rPr>
-          <w:b/>
-        </w:rPr>
-        <w:t xml:space="preserve">РЕКВИЗИТЫ И ПОДПИСИ СТОРОН</w:t>
-      </w:r>
-    </w:p>
-    <w:p/>
+    <w:p>
+      <w:r>
+        <w:t xml:space="preserve">2.5. </w:t>
+      </w:r>
+      <w:r>
+        <w:t xml:space="preserve">Товар маркирован штрихкодом </w:t>
+      </w:r>
+      <w:r>
+        <w:t xml:space="preserve">4606230885742</w:t>
+      </w:r>
+      <w:r>
+        <w:t xml:space="preserve">. Код контрагента по ОКПО — </w:t>
+      </w:r>
+      <w:r>
+        <w:t xml:space="preserve">2450331197</w:t>
+      </w:r>
+      <w:r>
+        <w:t xml:space="preserve">. Оборудование учтено под инвентарным номером </w:t>
+      </w:r>
+      <w:r>
+        <w:t xml:space="preserve">044621154</w:t>
+      </w:r>
+      <w:r>
+        <w:t xml:space="preserve">, складской позиции присвоен номер </w:t>
+      </w:r>
+      <w:r>
+        <w:t xml:space="preserve">056340819</w:t>
+      </w:r>
+      <w:r>
+        <w:t xml:space="preserve">.</w:t>
+      </w:r>
+    </w:p>
+    <w:p>
+      <w:r>
+        <w:t xml:space="preserve">2.6. </w:t>
+      </w:r>
+      <w:r>
+        <w:t xml:space="preserve">Оплата по счёту-фактуре на КБК </w:t>
+      </w:r>
+      <w:r>
+        <w:t xml:space="preserve">18210101011011000181</w:t>
+      </w:r>
+      <w:r>
+        <w:t xml:space="preserve">. ИНН не присвоен, регистрационный № </w:t>
+      </w:r>
+      <w:r>
+        <w:t xml:space="preserve">7656552275</w:t>
+      </w:r>
+      <w:r>
+        <w:t xml:space="preserve">. ИНН не присвоен, платёжный документ № </w:t>
+      </w:r>
+      <w:r>
+        <w:t xml:space="preserve">101291415796</w:t>
+      </w:r>
+      <w:r>
+        <w:t xml:space="preserve">. Заказчик действует в лице </w:t>
+      </w:r>
+      <w:r>
+        <w:t xml:space="preserve">уполномоченного представителя</w:t>
+      </w:r>
+      <w:r>
+        <w:t xml:space="preserve">, назначаемого приказом.</w:t>
+      </w:r>
+    </w:p>
+    <w:p>
+      <w:r>
+        <w:t xml:space="preserve">2.7. </w:t>
+      </w:r>
+      <w:r>
+        <w:t xml:space="preserve">Массовая доля влаги в товаре — </w:t>
+      </w:r>
+      <w:r>
+        <w:t xml:space="preserve">не более 10 %</w:t>
+      </w:r>
+      <w:r>
+        <w:t xml:space="preserve">. Товар подлежит хранению </w:t>
+      </w:r>
+      <w:r>
+        <w:t xml:space="preserve">в течение 24 часов</w:t>
+      </w:r>
+      <w:r>
+        <w:t xml:space="preserve"> при температуре не выше +4 °C. Срок исковой давности по требованиям, вытекающим из Договора, составляет </w:t>
+      </w:r>
+      <w:r>
+        <w:t xml:space="preserve">в течение трёх лет</w:t>
+      </w:r>
+      <w:r>
+        <w:t xml:space="preserve">, как установлено статьёй 196 Гражданского кодекса Российской Федерации. Обработка данных ведётся согласно Федеральному закону от 27.07.2006 № 152-ФЗ </w:t>
+      </w:r>
+      <w:r>
+        <w:t xml:space="preserve">«О персональных данных»</w:t>
+      </w:r>
+      <w:r>
+        <w:t xml:space="preserve">. Товар поставляется под маркой </w:t>
+      </w:r>
+      <w:r>
+        <w:t xml:space="preserve">«Стандарт»</w:t>
+      </w:r>
+      <w:r>
+        <w:t xml:space="preserve">. Влажность определяется </w:t>
+      </w:r>
+      <w:r>
+        <w:t xml:space="preserve">по методу Кьельдаля</w:t>
+      </w:r>
+      <w:r>
+        <w:t xml:space="preserve">. Споры передаются на рассмотрение в Арбитражный суд </w:t>
+      </w:r>
+      <w:r>
+        <w:t xml:space="preserve">города Москвы</w:t>
+      </w:r>
+      <w:r>
+        <w:t xml:space="preserve">.</w:t>
+      </w:r>
+    </w:p>
     <w:tbl>
       <w:tblPr>
         <w:tblW w:w="9360" w:type="dxa"/>
@@ -605,92 +480,7 @@
           </w:tcPr>
           <w:p>
             <w:r>
-              <w:rPr>
-                <w:b/>
-              </w:rPr>
-              <w:t xml:space="preserve">Подрядчик:</w:t>
-            </w:r>
-          </w:p>
-          <w:p>
-            <w:r>
-              <w:t xml:space="preserve">Зайцева Дарья Павловна</w:t>
-            </w:r>
-          </w:p>
-          <w:p>
-            <w:r>
-              <w:t xml:space="preserve">Зайцева Дарья Павловна</w:t>
-            </w:r>
-          </w:p>
-          <w:p>
-            <w:r>
-              <w:t xml:space="preserve">Дата рождения: </w:t>
-            </w:r>
-            <w:r>
-              <w:t xml:space="preserve">05.12.1966</w:t>
-            </w:r>
-          </w:p>
-          <w:p>
-            <w:r>
-              <w:t xml:space="preserve">Адрес регистрации: </w:t>
-            </w:r>
-            <w:r>
-              <w:t xml:space="preserve">Красногорск Баумана 71/3 кв 84</w:t>
-            </w:r>
-          </w:p>
-          <w:p>
-            <w:r>
-              <w:t xml:space="preserve">Паспорт </w:t>
-            </w:r>
-            <w:r>
-              <w:t xml:space="preserve">84 24 №241670</w:t>
-            </w:r>
-            <w:r>
-              <w:t xml:space="preserve">, выдан ГУ МВД России по г. Москве 12.10.2007</w:t>
-            </w:r>
-            <w:r>
-              <w:t xml:space="preserve">, код подразделения, выдавшего паспорт: </w:t>
-            </w:r>
-            <w:r>
-              <w:t xml:space="preserve">532-490</w:t>
-            </w:r>
-          </w:p>
-          <w:p>
-            <w:r>
-              <w:t xml:space="preserve">СНИЛС </w:t>
-            </w:r>
-            <w:r>
-              <w:t xml:space="preserve">065-029-754 63</w:t>
-            </w:r>
-            <w:r>
-              <w:t xml:space="preserve"> ИНН </w:t>
-            </w:r>
-            <w:r>
-              <w:t xml:space="preserve">951827033152</w:t>
-            </w:r>
-          </w:p>
-          <w:p>
-            <w:r>
-              <w:t xml:space="preserve">Тел.: </w:t>
-            </w:r>
-            <w:r>
-              <w:t xml:space="preserve">+7 (383) 660-74-31</w:t>
-            </w:r>
-          </w:p>
-          <w:p>
-            <w:r>
-              <w:t xml:space="preserve">E-mail: </w:t>
-            </w:r>
-            <w:r>
-              <w:t xml:space="preserve">zayceva@inbox.ru</w:t>
-            </w:r>
-          </w:p>
-          <w:p/>
-          <w:p>
-            <w:r>
-              <w:t xml:space="preserve">______________ </w:t>
-            </w:r>
-            <w:r>
-              <w:t xml:space="preserve">Зайцева Д. П.</w:t>
+              <w:t xml:space="preserve">8</w:t>
             </w:r>
           </w:p>
         </w:tc>
@@ -700,6 +490,369 @@
           </w:tcPr>
           <w:p>
             <w:r>
+              <w:t xml:space="preserve">7216732013</w:t>
+            </w:r>
+          </w:p>
+        </w:tc>
+      </w:tr>
+    </w:tbl>
+    <w:p/>
+    <w:p>
+      <w:r>
+        <w:rPr>
+          <w:b/>
+        </w:rPr>
+        <w:t xml:space="preserve">3. МЕСТО И СРОКИ ИСПОЛНЕНИЯ</w:t>
+      </w:r>
+    </w:p>
+    <w:p>
+      <w:r>
+        <w:t xml:space="preserve">3.1. Место исполнения обязательств: </w:t>
+      </w:r>
+      <w:r>
+        <w:t xml:space="preserve">Сергиев Посад Лесная 4/3 кв 69</w:t>
+      </w:r>
+      <w:r>
+        <w:t xml:space="preserve">.</w:t>
+      </w:r>
+    </w:p>
+    <w:p>
+      <w:r>
+        <w:t xml:space="preserve">3.2. Уведомления направляются </w:t>
+      </w:r>
+      <w:r>
+        <w:t xml:space="preserve">Морозовой Елене Алексеевне</w:t>
+      </w:r>
+      <w:r>
+        <w:t xml:space="preserve"> по телефону </w:t>
+      </w:r>
+      <w:r>
+        <w:t xml:space="preserve">+7 (495) 479-21-98</w:t>
+      </w:r>
+      <w:r>
+        <w:t xml:space="preserve">.</w:t>
+      </w:r>
+    </w:p>
+    <w:p>
+      <w:r>
+        <w:t xml:space="preserve">3.3. Срок исполнения обязательств — </w:t>
+      </w:r>
+      <w:r>
+        <w:t xml:space="preserve">в течение шестидесяти банковских дней со дня предъявления требования</w:t>
+      </w:r>
+      <w:r>
+        <w:t xml:space="preserve">.</w:t>
+      </w:r>
+    </w:p>
+    <w:p/>
+    <w:p>
+      <w:r>
+        <w:rPr>
+          <w:b/>
+        </w:rPr>
+        <w:t xml:space="preserve">4. ПРОЧИЕ УСЛОВИЯ</w:t>
+      </w:r>
+    </w:p>
+    <w:p>
+      <w:r>
+        <w:t xml:space="preserve">4.1. </w:t>
+      </w:r>
+      <w:r>
+        <w:t xml:space="preserve">Стороны несут ответственность за неисполнение или ненадлежащее исполнение обязательств в соответствии с законодательством Российской Федерации.</w:t>
+      </w:r>
+    </w:p>
+    <w:p>
+      <w:r>
+        <w:t xml:space="preserve">4.2. </w:t>
+      </w:r>
+      <w:r>
+        <w:t xml:space="preserve">Размер неустойки за нарушение сроков оплаты: </w:t>
+      </w:r>
+      <w:r>
+        <w:t xml:space="preserve">0,1 (одна десятая процента) процента от цены Договора</w:t>
+      </w:r>
+      <w:r>
+        <w:t xml:space="preserve">. Предельный размер ответственности: </w:t>
+      </w:r>
+      <w:r>
+        <w:t xml:space="preserve">1/300 ключевой ставки ЦБ РФ от общей суммы счета</w:t>
+      </w:r>
+      <w:r>
+        <w:t xml:space="preserve">.</w:t>
+      </w:r>
+    </w:p>
+    <w:p>
+      <w:r>
+        <w:t xml:space="preserve">4.3. </w:t>
+      </w:r>
+      <w:r>
+        <w:t xml:space="preserve">Стороны освобождаются от ответственности при наступлении обстоятельств непреодолимой силы, если они прямо повлияли на исполнение обязательств.</w:t>
+      </w:r>
+    </w:p>
+    <w:p>
+      <w:r>
+        <w:t xml:space="preserve">4.4. </w:t>
+      </w:r>
+      <w:r>
+        <w:t xml:space="preserve">Сторона, для которой создалась невозможность исполнения, обязана уведомить другую Сторону. Срок уведомления — </w:t>
+      </w:r>
+      <w:r>
+        <w:t xml:space="preserve">в течение 20 дней со дня предъявления требования</w:t>
+      </w:r>
+      <w:r>
+        <w:t xml:space="preserve">.</w:t>
+      </w:r>
+    </w:p>
+    <w:p>
+      <w:r>
+        <w:t xml:space="preserve">4.5. </w:t>
+      </w:r>
+      <w:r>
+        <w:t xml:space="preserve">Все споры и разногласия решаются путём переговоров. Претензионный порядок обязателен, срок ответа на претензию — </w:t>
+      </w:r>
+      <w:r>
+        <w:t xml:space="preserve">в течение 36 месяцев с момента выставления счета</w:t>
+      </w:r>
+      <w:r>
+        <w:t xml:space="preserve">.</w:t>
+      </w:r>
+    </w:p>
+    <w:p/>
+    <w:p/>
+    <w:p>
+      <w:r>
+        <w:rPr>
+          <w:b/>
+        </w:rPr>
+        <w:t xml:space="preserve">10. ДОПОЛНИТЕЛЬНЫЕ СВЕДЕНИЯ О СТОРОНАХ</w:t>
+      </w:r>
+    </w:p>
+    <w:p>
+      <w:r>
+        <w:t xml:space="preserve">Расчётный счёт (дублирование): </w:t>
+      </w:r>
+      <w:r>
+        <w:t xml:space="preserve">4081 7810 1834 3119 5918</w:t>
+      </w:r>
+    </w:p>
+    <w:p>
+      <w:r>
+        <w:t xml:space="preserve">ИНН (дублирование): </w:t>
+      </w:r>
+      <w:r>
+        <w:t xml:space="preserve">951-827-033152</w:t>
+      </w:r>
+    </w:p>
+    <w:p>
+      <w:r>
+        <w:t xml:space="preserve">Резервный e-mail: </w:t>
+      </w:r>
+      <w:r>
+        <w:t xml:space="preserve">zаyceva@yandex.ru</w:t>
+      </w:r>
+    </w:p>
+    <w:p/>
+    <w:p/>
+    <w:p>
+      <w:r>
+        <w:rPr>
+          <w:b/>
+        </w:rPr>
+        <w:t xml:space="preserve">9. КОНТРОЛЬНЫЕ ВЕЛИЧИНЫ</w:t>
+      </w:r>
+    </w:p>
+    <w:p>
+      <w:r>
+        <w:t xml:space="preserve">9.1. Контрольная запись: </w:t>
+      </w:r>
+      <w:r>
+        <w:rPr>
+          <w:b/>
+        </w:rPr>
+        <w:t xml:space="preserve">1/1</w:t>
+      </w:r>
+      <w:r>
+        <w:t xml:space="preserve">50 ключевой ставки ЦБ РФ от цены Договора</w:t>
+      </w:r>
+      <w:r>
+        <w:t xml:space="preserve">.</w:t>
+      </w:r>
+    </w:p>
+    <w:p>
+      <w:r>
+        <w:t xml:space="preserve">9.2. Контрольная запись: </w:t>
+      </w:r>
+      <w:r>
+        <w:rPr>
+          <w:b/>
+        </w:rPr>
+        <w:t xml:space="preserve">в течение 3</w:t>
+      </w:r>
+      <w:r>
+        <w:t xml:space="preserve">0 (Тридцати) рабочих дней с момента подписания акта</w:t>
+      </w:r>
+      <w:r>
+        <w:t xml:space="preserve">.</w:t>
+      </w:r>
+    </w:p>
+    <w:p>
+      <w:r>
+        <w:t xml:space="preserve">9.3. Контрольная запись: </w:t>
+      </w:r>
+      <w:r>
+        <w:rPr>
+          <w:b/>
+        </w:rPr>
+        <w:t xml:space="preserve">24Ф-47</w:t>
+      </w:r>
+      <w:r>
+        <w:t xml:space="preserve">614/16-840Д</w:t>
+      </w:r>
+      <w:r>
+        <w:t xml:space="preserve">.</w:t>
+      </w:r>
+    </w:p>
+    <w:p>
+      <w:r>
+        <w:t xml:space="preserve">9.4. Контрольная запись: </w:t>
+      </w:r>
+      <w:r>
+        <w:t xml:space="preserve">6 0</w:t>
+        <w:br/>
+        <w:t xml:space="preserve">00 000 (Шесть миллионов) рублей 00 копеек</w:t>
+      </w:r>
+      <w:r>
+        <w:t xml:space="preserve">.</w:t>
+      </w:r>
+    </w:p>
+    <w:p/>
+    <w:p>
+      <w:r>
+        <w:rPr>
+          <w:b/>
+        </w:rPr>
+        <w:t xml:space="preserve">РЕКВИЗИТЫ И ПОДПИСИ СТОРОН</w:t>
+      </w:r>
+    </w:p>
+    <w:p/>
+    <w:tbl>
+      <w:tblPr>
+        <w:tblW w:w="9360" w:type="dxa"/>
+        <w:tblBorders>
+          <w:top w:val="single" w:sz="4" w:color="auto"/>
+          <w:left w:val="single" w:sz="4" w:color="auto"/>
+          <w:bottom w:val="single" w:sz="4" w:color="auto"/>
+          <w:right w:val="single" w:sz="4" w:color="auto"/>
+          <w:insideH w:val="single" w:sz="4" w:color="auto"/>
+          <w:insideV w:val="single" w:sz="4" w:color="auto"/>
+        </w:tblBorders>
+      </w:tblPr>
+      <w:tblGrid>
+        <w:gridCol w:w="4680"/>
+        <w:gridCol w:w="4680"/>
+      </w:tblGrid>
+      <w:tr>
+        <w:tc>
+          <w:tcPr>
+            <w:tcW w:w="4680" w:type="dxa"/>
+          </w:tcPr>
+          <w:p>
+            <w:r>
+              <w:rPr>
+                <w:b/>
+              </w:rPr>
+              <w:t xml:space="preserve">Подрядчик:</w:t>
+            </w:r>
+          </w:p>
+          <w:p>
+            <w:r>
+              <w:t xml:space="preserve">Зайцева Дарья Павловна</w:t>
+            </w:r>
+          </w:p>
+          <w:p>
+            <w:r>
+              <w:t xml:space="preserve">Зайцева Дарья Павловна</w:t>
+            </w:r>
+          </w:p>
+          <w:p>
+            <w:r>
+              <w:t xml:space="preserve">Дата рождения: </w:t>
+            </w:r>
+            <w:r>
+              <w:t xml:space="preserve">05.12.1966</w:t>
+            </w:r>
+          </w:p>
+          <w:p>
+            <w:r>
+              <w:t xml:space="preserve">Адрес регистрации: </w:t>
+            </w:r>
+            <w:r>
+              <w:t xml:space="preserve">Тверь Ленина 72/4 кв 22</w:t>
+            </w:r>
+          </w:p>
+          <w:p>
+            <w:r>
+              <w:t xml:space="preserve">Паспорт </w:t>
+            </w:r>
+            <w:r>
+              <w:t xml:space="preserve">84 24 №241670</w:t>
+            </w:r>
+            <w:r>
+              <w:t xml:space="preserve">, выдан ГУ МВД России по г. Москве 12.10.2007</w:t>
+            </w:r>
+            <w:r>
+              <w:t xml:space="preserve">, код подразделения, выдавшего паспорт: </w:t>
+            </w:r>
+            <w:r>
+              <w:t xml:space="preserve">532-490</w:t>
+            </w:r>
+          </w:p>
+          <w:p>
+            <w:r>
+              <w:t xml:space="preserve">СНИЛС </w:t>
+            </w:r>
+            <w:r>
+              <w:t xml:space="preserve">065-029-754 63</w:t>
+            </w:r>
+            <w:r>
+              <w:t xml:space="preserve"> ИНН </w:t>
+            </w:r>
+            <w:r>
+              <w:t xml:space="preserve">951827033152</w:t>
+            </w:r>
+          </w:p>
+          <w:p>
+            <w:r>
+              <w:t xml:space="preserve">Тел.: </w:t>
+            </w:r>
+            <w:r>
+              <w:t xml:space="preserve">+7 (495) 887-61-72</w:t>
+            </w:r>
+          </w:p>
+          <w:p>
+            <w:r>
+              <w:t xml:space="preserve">E-mail: </w:t>
+            </w:r>
+            <w:r>
+              <w:t xml:space="preserve">zayceva@list.ru</w:t>
+            </w:r>
+          </w:p>
+          <w:p/>
+          <w:p>
+            <w:r>
+              <w:t xml:space="preserve">______________ </w:t>
+            </w:r>
+            <w:r>
+              <w:t xml:space="preserve">Зайцева Д. П.</w:t>
+            </w:r>
+          </w:p>
+        </w:tc>
+        <w:tc>
+          <w:tcPr>
+            <w:tcW w:w="4680" w:type="dxa"/>
+          </w:tcPr>
+          <w:p>
+            <w:r>
               <w:rPr>
                 <w:b/>
               </w:rPr>
@@ -708,7 +861,7 @@
           </w:p>
           <w:p>
             <w:r>
-              <w:t xml:space="preserve">Одинцово, Заречная 2</w:t>
+              <w:t xml:space="preserve">Новосибирск, Строителей 18</w:t>
             </w:r>
           </w:p>
           <w:p>
@@ -729,7 +882,7 @@
               <w:t xml:space="preserve">Адрес регистрации: </w:t>
             </w:r>
             <w:r>
-              <w:t xml:space="preserve">Новосибирск, Пушкина 50</w:t>
+              <w:t xml:space="preserve">Новосибирск Гагарина 40/4 кв 68</w:t>
             </w:r>
           </w:p>
           <w:p>
@@ -768,7 +921,7 @@
               <w:t xml:space="preserve">Тел.: </w:t>
             </w:r>
             <w:r>
-              <w:t xml:space="preserve">+7 (846) 115-16-99</w:t>
+              <w:t xml:space="preserve">+7 (846) 816-35-64</w:t>
             </w:r>
           </w:p>
           <w:p>
@@ -776,7 +929,7 @@
               <w:t xml:space="preserve">E-mail: </w:t>
             </w:r>
             <w:r>
-              <w:t xml:space="preserve">morozova@romashka.ru</w:t>
+              <w:t xml:space="preserve">morozova@gmail.com</w:t>
             </w:r>
           </w:p>
           <w:p/>
@@ -794,7 +947,7 @@
     <w:p>
       <w:r>
         <w:pict>
-          <v:shape id="tb8507" type="#_x0000_t202" style="position:absolute;margin-left:0;margin-top:0;width:400pt;height:40pt">
+          <v:shape id="tb2070" type="#_x0000_t202" style="position:absolute;margin-left:0;margin-top:0;width:400pt;height:40pt">
             <v:textbox>
               <w:txbxContent>
                 <w:p>
@@ -802,13 +955,13 @@
                     <w:t xml:space="preserve">ВНИМАНИЕ! Бухгалтерия: </w:t>
                   </w:r>
                   <w:r>
-                    <w:t xml:space="preserve">Титова Наталья Сергеевна</w:t>
+                    <w:t xml:space="preserve">Сидоров Николай Павлович</w:t>
                   </w:r>
                   <w:r>
                     <w:t xml:space="preserve">, </w:t>
                   </w:r>
                   <w:r>
-                    <w:t xml:space="preserve">+7 (495) 887-61-72 доб. 926</w:t>
+                    <w:t xml:space="preserve">+7 (843) 283-30-40 доб. 594</w:t>
                   </w:r>
                 </w:p>
               </w:txbxContent>

--- a/tests/corpus_v2/docs/works_0012.docx
+++ b/tests/corpus_v2/docs/works_0012.docx
@@ -45,7 +45,7 @@
     <w:p/>
     <w:p>
       <w:r>
-        <w:t xml:space="preserve">Зайцева Дарья Павловна</w:t>
+        <w:t xml:space="preserve">Зайцева Дарья Юрьевна</w:t>
       </w:r>
       <w:r>
         <w:t xml:space="preserve">, </w:t>
@@ -54,7 +54,7 @@
         <w:t xml:space="preserve">паспорт </w:t>
       </w:r>
       <w:r>
-        <w:t xml:space="preserve">84 24 №241670</w:t>
+        <w:t xml:space="preserve">45 14 622339</w:t>
       </w:r>
       <w:r>
         <w:t xml:space="preserve">, выдан </w:t>
@@ -69,10 +69,10 @@
         <w:t xml:space="preserve">12.10.2007</w:t>
       </w:r>
       <w:r>
-        <w:t xml:space="preserve">, код подразделения, выдавшего паспорт: </w:t>
-      </w:r>
-      <w:r>
-        <w:t xml:space="preserve">532-490</w:t>
+        <w:t xml:space="preserve">, код подразделения </w:t>
+      </w:r>
+      <w:r>
+        <w:t xml:space="preserve">490-562</w:t>
       </w:r>
       <w:r>
         <w:t xml:space="preserve">, именуемая в дальнейшем «Подрядчик»</w:t>
@@ -81,7 +81,7 @@
         <w:t xml:space="preserve">, с одной стороны, и </w:t>
       </w:r>
       <w:r>
-        <w:t xml:space="preserve">Морозова Елена Алексеевна</w:t>
+        <w:t xml:space="preserve">Кузнецова Ольга Николаевна</w:t>
       </w:r>
       <w:r>
         <w:t xml:space="preserve">, </w:t>
@@ -90,7 +90,7 @@
         <w:t xml:space="preserve">паспорт </w:t>
       </w:r>
       <w:r>
-        <w:t xml:space="preserve">52 15 №936966</w:t>
+        <w:t xml:space="preserve">57 09 271048</w:t>
       </w:r>
       <w:r>
         <w:t xml:space="preserve">, выдан </w:t>
@@ -105,7 +105,7 @@
         <w:t xml:space="preserve">22.03.2009</w:t>
       </w:r>
       <w:r>
-        <w:t xml:space="preserve">, Код подразделения </w:t>
+        <w:t xml:space="preserve">, код подразделения </w:t>
       </w:r>
       <w:r>
         <w:t xml:space="preserve">453-119</w:t>
@@ -510,7 +510,7 @@
         <w:t xml:space="preserve">3.1. Место исполнения обязательств: </w:t>
       </w:r>
       <w:r>
-        <w:t xml:space="preserve">Сергиев Посад Лесная 4/3 кв 69</w:t>
+        <w:t xml:space="preserve">Ленинградская обл., Дмитровский р-н, 13 км автодороги М-6 «Дон», стр. 1</w:t>
       </w:r>
       <w:r>
         <w:t xml:space="preserve">.</w:t>
@@ -521,13 +521,13 @@
         <w:t xml:space="preserve">3.2. Уведомления направляются </w:t>
       </w:r>
       <w:r>
-        <w:t xml:space="preserve">Морозовой Елене Алексеевне</w:t>
+        <w:t xml:space="preserve">Кузнецовой Ольге Николаевне</w:t>
       </w:r>
       <w:r>
         <w:t xml:space="preserve"> по телефону </w:t>
       </w:r>
       <w:r>
-        <w:t xml:space="preserve">+7 (495) 479-21-98</w:t>
+        <w:t xml:space="preserve">+7 (846) 665-57-93</w:t>
       </w:r>
       <w:r>
         <w:t xml:space="preserve">.</w:t>
@@ -597,7 +597,7 @@
         <w:t xml:space="preserve">Сторона, для которой создалась невозможность исполнения, обязана уведомить другую Сторону. Срок уведомления — </w:t>
       </w:r>
       <w:r>
-        <w:t xml:space="preserve">в течение 20 дней со дня предъявления требования</w:t>
+        <w:t xml:space="preserve">в течение 60 дней со дня предъявления требования</w:t>
       </w:r>
       <w:r>
         <w:t xml:space="preserve">.</w:t>
@@ -611,7 +611,7 @@
         <w:t xml:space="preserve">Все споры и разногласия решаются путём переговоров. Претензионный порядок обязателен, срок ответа на претензию — </w:t>
       </w:r>
       <w:r>
-        <w:t xml:space="preserve">в течение 36 месяцев с момента выставления счета</w:t>
+        <w:t xml:space="preserve">в течение 24 месяцев с момента выставления счета</w:t>
       </w:r>
       <w:r>
         <w:t xml:space="preserve">.</w:t>
@@ -632,7 +632,7 @@
         <w:t xml:space="preserve">Расчётный счёт (дублирование): </w:t>
       </w:r>
       <w:r>
-        <w:t xml:space="preserve">4081 7810 1834 3119 5918</w:t>
+        <w:t xml:space="preserve">4081 7810 4834 3119 5918</w:t>
       </w:r>
     </w:p>
     <w:p>
@@ -640,7 +640,7 @@
         <w:t xml:space="preserve">ИНН (дублирование): </w:t>
       </w:r>
       <w:r>
-        <w:t xml:space="preserve">951-827-033152</w:t>
+        <w:t xml:space="preserve">518-270-331015</w:t>
       </w:r>
     </w:p>
     <w:p>
@@ -686,10 +686,10 @@
         <w:rPr>
           <w:b/>
         </w:rPr>
-        <w:t xml:space="preserve">в течение 3</w:t>
-      </w:r>
-      <w:r>
-        <w:t xml:space="preserve">0 (Тридцати) рабочих дней с момента подписания акта</w:t>
+        <w:t xml:space="preserve">в течение 2</w:t>
+      </w:r>
+      <w:r>
+        <w:t xml:space="preserve">0 (Двадцати) рабочих дней с момента подписания акта</w:t>
       </w:r>
       <w:r>
         <w:t xml:space="preserve">.</w:t>
@@ -703,10 +703,10 @@
         <w:rPr>
           <w:b/>
         </w:rPr>
-        <w:t xml:space="preserve">24Ф-47</w:t>
-      </w:r>
-      <w:r>
-        <w:t xml:space="preserve">614/16-840Д</w:t>
+        <w:t xml:space="preserve">26Ф-50</w:t>
+      </w:r>
+      <w:r>
+        <w:t xml:space="preserve">224/10-051Д</w:t>
       </w:r>
       <w:r>
         <w:t xml:space="preserve">.</w:t>
@@ -717,9 +717,9 @@
         <w:t xml:space="preserve">9.4. Контрольная запись: </w:t>
       </w:r>
       <w:r>
-        <w:t xml:space="preserve">6 0</w:t>
+        <w:t xml:space="preserve">2</w:t>
         <w:br/>
-        <w:t xml:space="preserve">00 000 (Шесть миллионов) рублей 00 копеек</w:t>
+        <w:t xml:space="preserve">01 000 (Двести одна тысяча) рублей 00 копеек</w:t>
       </w:r>
       <w:r>
         <w:t xml:space="preserve">.</w:t>
@@ -766,12 +766,12 @@
           </w:p>
           <w:p>
             <w:r>
-              <w:t xml:space="preserve">Зайцева Дарья Павловна</w:t>
-            </w:r>
-          </w:p>
-          <w:p>
-            <w:r>
-              <w:t xml:space="preserve">Зайцева Дарья Павловна</w:t>
+              <w:t xml:space="preserve">Зайцева Дарья Юрьевна</w:t>
+            </w:r>
+          </w:p>
+          <w:p>
+            <w:r>
+              <w:t xml:space="preserve">Зайцева Дарья Юрьевна</w:t>
             </w:r>
           </w:p>
           <w:p>
@@ -787,7 +787,7 @@
               <w:t xml:space="preserve">Адрес регистрации: </w:t>
             </w:r>
             <w:r>
-              <w:t xml:space="preserve">Тверь Ленина 72/4 кв 22</w:t>
+              <w:t xml:space="preserve">Свердловская обл., тер. СНТ «Родник», уч. 188</w:t>
             </w:r>
           </w:p>
           <w:p>
@@ -795,16 +795,16 @@
               <w:t xml:space="preserve">Паспорт </w:t>
             </w:r>
             <w:r>
-              <w:t xml:space="preserve">84 24 №241670</w:t>
+              <w:t xml:space="preserve">45 14 622339</w:t>
             </w:r>
             <w:r>
               <w:t xml:space="preserve">, выдан ГУ МВД России по г. Москве 12.10.2007</w:t>
             </w:r>
             <w:r>
-              <w:t xml:space="preserve">, код подразделения, выдавшего паспорт: </w:t>
-            </w:r>
-            <w:r>
-              <w:t xml:space="preserve">532-490</w:t>
+              <w:t xml:space="preserve">, код подразделения </w:t>
+            </w:r>
+            <w:r>
+              <w:t xml:space="preserve">490-562</w:t>
             </w:r>
           </w:p>
           <w:p>
@@ -812,13 +812,13 @@
               <w:t xml:space="preserve">СНИЛС </w:t>
             </w:r>
             <w:r>
-              <w:t xml:space="preserve">065-029-754 63</w:t>
+              <w:t xml:space="preserve">650-297-548 08</w:t>
             </w:r>
             <w:r>
               <w:t xml:space="preserve"> ИНН </w:t>
             </w:r>
             <w:r>
-              <w:t xml:space="preserve">951827033152</w:t>
+              <w:t xml:space="preserve">518270331015</w:t>
             </w:r>
           </w:p>
           <w:p>
@@ -826,7 +826,7 @@
               <w:t xml:space="preserve">Тел.: </w:t>
             </w:r>
             <w:r>
-              <w:t xml:space="preserve">+7 (495) 887-61-72</w:t>
+              <w:t xml:space="preserve">+7 (843) 448-32-86</w:t>
             </w:r>
           </w:p>
           <w:p>
@@ -834,7 +834,7 @@
               <w:t xml:space="preserve">E-mail: </w:t>
             </w:r>
             <w:r>
-              <w:t xml:space="preserve">zayceva@list.ru</w:t>
+              <w:t xml:space="preserve">zayceva@corp-tehno.ru</w:t>
             </w:r>
           </w:p>
           <w:p/>
@@ -843,7 +843,7 @@
               <w:t xml:space="preserve">______________ </w:t>
             </w:r>
             <w:r>
-              <w:t xml:space="preserve">Зайцева Д. П.</w:t>
+              <w:t xml:space="preserve">Зайцева Д. Ю.</w:t>
             </w:r>
           </w:p>
         </w:tc>
@@ -861,12 +861,12 @@
           </w:p>
           <w:p>
             <w:r>
-              <w:t xml:space="preserve">Новосибирск, Строителей 18</w:t>
-            </w:r>
-          </w:p>
-          <w:p>
-            <w:r>
-              <w:t xml:space="preserve">Морозова Елена Алексеевна</w:t>
+              <w:t xml:space="preserve">Санкт-Петербург, Садовая 56</w:t>
+            </w:r>
+          </w:p>
+          <w:p>
+            <w:r>
+              <w:t xml:space="preserve">Кузнецова Ольга Николаевна</w:t>
             </w:r>
           </w:p>
           <w:p>
@@ -882,7 +882,7 @@
               <w:t xml:space="preserve">Адрес регистрации: </w:t>
             </w:r>
             <w:r>
-              <w:t xml:space="preserve">Новосибирск Гагарина 40/4 кв 68</w:t>
+              <w:t xml:space="preserve">Тверская обл., Наро-Фоминский р-н, 37 км автодороги М-6 «Дон», стр. 4</w:t>
             </w:r>
           </w:p>
           <w:p>
@@ -890,13 +890,13 @@
               <w:t xml:space="preserve">Паспорт </w:t>
             </w:r>
             <w:r>
-              <w:t xml:space="preserve">52 15 №936966</w:t>
+              <w:t xml:space="preserve">57 09 271048</w:t>
             </w:r>
             <w:r>
               <w:t xml:space="preserve">, выдан ТП № 2 ОУФМС России по Московской обл. 22.03.2009</w:t>
             </w:r>
             <w:r>
-              <w:t xml:space="preserve">, Код подразделения </w:t>
+              <w:t xml:space="preserve">, код подразделения </w:t>
             </w:r>
             <w:r>
               <w:t xml:space="preserve">453-119</w:t>
@@ -921,7 +921,7 @@
               <w:t xml:space="preserve">Тел.: </w:t>
             </w:r>
             <w:r>
-              <w:t xml:space="preserve">+7 (846) 816-35-64</w:t>
+              <w:t xml:space="preserve">+7 (495) 241-80-98</w:t>
             </w:r>
           </w:p>
           <w:p>
@@ -929,7 +929,7 @@
               <w:t xml:space="preserve">E-mail: </w:t>
             </w:r>
             <w:r>
-              <w:t xml:space="preserve">morozova@gmail.com</w:t>
+              <w:t xml:space="preserve">kuznecova@mail.ru</w:t>
             </w:r>
           </w:p>
           <w:p/>
@@ -938,16 +938,58 @@
               <w:t xml:space="preserve">______________ </w:t>
             </w:r>
             <w:r>
-              <w:t xml:space="preserve">Морозова Е. А.</w:t>
+              <w:t xml:space="preserve">Кузнецова О. Н.</w:t>
             </w:r>
           </w:p>
         </w:tc>
       </w:tr>
     </w:tbl>
+    <w:p/>
+    <w:p>
+      <w:r>
+        <w:rPr>
+          <w:b/>
+        </w:rPr>
+        <w:t xml:space="preserve">ПРИЛОЖЕНИЕ № 1</w:t>
+      </w:r>
+      <w:r>
+        <w:rPr>
+          <w:b/>
+        </w:rPr>
+        <w:t xml:space="preserve"> к Договору</w:t>
+      </w:r>
+    </w:p>
+    <w:p>
+      <w:r>
+        <w:t xml:space="preserve">Адрес склада грузополучателя: </w:t>
+      </w:r>
+      <w:r>
+        <w:t xml:space="preserve">170100, Московская обл., г. Тверь, бул. Кирова, д. 85, корп. 1, литера А, пом. 21, оф. 251</w:t>
+      </w:r>
+      <w:r>
+        <w:t xml:space="preserve">.</w:t>
+      </w:r>
+    </w:p>
+    <w:p>
+      <w:r>
+        <w:t xml:space="preserve">Кладовщик: </w:t>
+      </w:r>
+      <w:r>
+        <w:t xml:space="preserve">Макаров Иван Андреевич</w:t>
+      </w:r>
+    </w:p>
+    <w:p>
+      <w:r>
+        <w:t xml:space="preserve">Тел. склада: </w:t>
+      </w:r>
+      <w:r>
+        <w:t xml:space="preserve">+7 (843) 746-52-11</w:t>
+      </w:r>
+    </w:p>
     <w:p>
       <w:r>
         <w:pict>
-          <v:shape id="tb2070" type="#_x0000_t202" style="position:absolute;margin-left:0;margin-top:0;width:400pt;height:40pt">
+          <v:shape id="tb9373" type="#_x0000_t202" style="position:absolute;margin-left:0;margin-top:0;width:400pt;height:40pt">
             <v:textbox>
               <w:txbxContent>
                 <w:p>
@@ -955,13 +997,13 @@
                     <w:t xml:space="preserve">ВНИМАНИЕ! Бухгалтерия: </w:t>
                   </w:r>
                   <w:r>
-                    <w:t xml:space="preserve">Сидоров Николай Павлович</w:t>
+                    <w:t xml:space="preserve">Иванова Татьяна Михайловна</w:t>
                   </w:r>
                   <w:r>
                     <w:t xml:space="preserve">, </w:t>
                   </w:r>
                   <w:r>
-                    <w:t xml:space="preserve">+7 (843) 283-30-40 доб. 594</w:t>
+                    <w:t xml:space="preserve">+7 (495) 509-14-63 доб. 998</w:t>
                   </w:r>
                 </w:p>
               </w:txbxContent>
@@ -981,7 +1023,7 @@
         <w:t xml:space="preserve">Подрядчик: _______________ /</w:t>
       </w:r>
       <w:r>
-        <w:t xml:space="preserve">Зайцева Дарья Павловна</w:t>
+        <w:t xml:space="preserve">Зайцева Дарья Юрьевна</w:t>
       </w:r>
       <w:r>
         <w:t xml:space="preserve">/</w:t>
@@ -992,7 +1034,7 @@
         <w:t xml:space="preserve">Заказчик: _______________ /</w:t>
       </w:r>
       <w:r>
-        <w:t xml:space="preserve">Морозова Елена Алексеевна</w:t>
+        <w:t xml:space="preserve">Кузнецова Ольга Николаевна</w:t>
       </w:r>
       <w:r>
         <w:t xml:space="preserve">/</w:t>

--- a/tests/corpus_v2/docs/works_0012.docx
+++ b/tests/corpus_v2/docs/works_0012.docx
@@ -496,245 +496,34 @@
         </w:tc>
       </w:tr>
     </w:tbl>
-    <w:p/>
-    <w:p>
-      <w:r>
-        <w:rPr>
-          <w:b/>
-        </w:rPr>
-        <w:t xml:space="preserve">3. МЕСТО И СРОКИ ИСПОЛНЕНИЯ</w:t>
-      </w:r>
-    </w:p>
-    <w:p>
-      <w:r>
-        <w:t xml:space="preserve">3.1. Место исполнения обязательств: </w:t>
-      </w:r>
-      <w:r>
-        <w:t xml:space="preserve">Ленинградская обл., Дмитровский р-н, 13 км автодороги М-6 «Дон», стр. 1</w:t>
-      </w:r>
-      <w:r>
-        <w:t xml:space="preserve">.</w:t>
-      </w:r>
-    </w:p>
-    <w:p>
-      <w:r>
-        <w:t xml:space="preserve">3.2. Уведомления направляются </w:t>
-      </w:r>
-      <w:r>
-        <w:t xml:space="preserve">Кузнецовой Ольге Николаевне</w:t>
-      </w:r>
-      <w:r>
-        <w:t xml:space="preserve"> по телефону </w:t>
-      </w:r>
-      <w:r>
-        <w:t xml:space="preserve">+7 (846) 665-57-93</w:t>
-      </w:r>
-      <w:r>
-        <w:t xml:space="preserve">.</w:t>
-      </w:r>
-    </w:p>
-    <w:p>
-      <w:r>
-        <w:t xml:space="preserve">3.3. Срок исполнения обязательств — </w:t>
-      </w:r>
-      <w:r>
-        <w:t xml:space="preserve">в течение шестидесяти банковских дней со дня предъявления требования</w:t>
-      </w:r>
-      <w:r>
-        <w:t xml:space="preserve">.</w:t>
-      </w:r>
-    </w:p>
-    <w:p/>
-    <w:p>
-      <w:r>
-        <w:rPr>
-          <w:b/>
-        </w:rPr>
-        <w:t xml:space="preserve">4. ПРОЧИЕ УСЛОВИЯ</w:t>
-      </w:r>
-    </w:p>
-    <w:p>
-      <w:r>
-        <w:t xml:space="preserve">4.1. </w:t>
-      </w:r>
-      <w:r>
-        <w:t xml:space="preserve">Стороны несут ответственность за неисполнение или ненадлежащее исполнение обязательств в соответствии с законодательством Российской Федерации.</w:t>
-      </w:r>
-    </w:p>
-    <w:p>
-      <w:r>
-        <w:t xml:space="preserve">4.2. </w:t>
-      </w:r>
-      <w:r>
-        <w:t xml:space="preserve">Размер неустойки за нарушение сроков оплаты: </w:t>
-      </w:r>
-      <w:r>
-        <w:t xml:space="preserve">0,1 (одна десятая процента) процента от цены Договора</w:t>
-      </w:r>
-      <w:r>
-        <w:t xml:space="preserve">. Предельный размер ответственности: </w:t>
-      </w:r>
-      <w:r>
-        <w:t xml:space="preserve">1/300 ключевой ставки ЦБ РФ от общей суммы счета</w:t>
-      </w:r>
-      <w:r>
-        <w:t xml:space="preserve">.</w:t>
-      </w:r>
-    </w:p>
-    <w:p>
-      <w:r>
-        <w:t xml:space="preserve">4.3. </w:t>
-      </w:r>
-      <w:r>
-        <w:t xml:space="preserve">Стороны освобождаются от ответственности при наступлении обстоятельств непреодолимой силы, если они прямо повлияли на исполнение обязательств.</w:t>
-      </w:r>
-    </w:p>
-    <w:p>
-      <w:r>
-        <w:t xml:space="preserve">4.4. </w:t>
-      </w:r>
-      <w:r>
-        <w:t xml:space="preserve">Сторона, для которой создалась невозможность исполнения, обязана уведомить другую Сторону. Срок уведомления — </w:t>
-      </w:r>
-      <w:r>
-        <w:t xml:space="preserve">в течение 60 дней со дня предъявления требования</w:t>
-      </w:r>
-      <w:r>
-        <w:t xml:space="preserve">.</w:t>
-      </w:r>
-    </w:p>
-    <w:p>
-      <w:r>
-        <w:t xml:space="preserve">4.5. </w:t>
-      </w:r>
-      <w:r>
-        <w:t xml:space="preserve">Все споры и разногласия решаются путём переговоров. Претензионный порядок обязателен, срок ответа на претензию — </w:t>
-      </w:r>
-      <w:r>
-        <w:t xml:space="preserve">в течение 24 месяцев с момента выставления счета</w:t>
-      </w:r>
-      <w:r>
-        <w:t xml:space="preserve">.</w:t>
-      </w:r>
-    </w:p>
-    <w:p/>
-    <w:p/>
-    <w:p>
-      <w:r>
-        <w:rPr>
-          <w:b/>
-        </w:rPr>
-        <w:t xml:space="preserve">10. ДОПОЛНИТЕЛЬНЫЕ СВЕДЕНИЯ О СТОРОНАХ</w:t>
-      </w:r>
-    </w:p>
-    <w:p>
-      <w:r>
-        <w:t xml:space="preserve">Расчётный счёт (дублирование): </w:t>
-      </w:r>
-      <w:r>
-        <w:t xml:space="preserve">4081 7810 4834 3119 5918</w:t>
-      </w:r>
-    </w:p>
-    <w:p>
-      <w:r>
-        <w:t xml:space="preserve">ИНН (дублирование): </w:t>
-      </w:r>
-      <w:r>
-        <w:t xml:space="preserve">518-270-331015</w:t>
-      </w:r>
-    </w:p>
-    <w:p>
-      <w:r>
-        <w:t xml:space="preserve">Резервный e-mail: </w:t>
-      </w:r>
-      <w:r>
-        <w:t xml:space="preserve">zаyceva@yandex.ru</w:t>
-      </w:r>
-    </w:p>
-    <w:p/>
-    <w:p/>
-    <w:p>
-      <w:r>
-        <w:rPr>
-          <w:b/>
-        </w:rPr>
-        <w:t xml:space="preserve">9. КОНТРОЛЬНЫЕ ВЕЛИЧИНЫ</w:t>
-      </w:r>
-    </w:p>
-    <w:p>
-      <w:r>
-        <w:t xml:space="preserve">9.1. Контрольная запись: </w:t>
-      </w:r>
-      <w:r>
-        <w:rPr>
-          <w:b/>
-        </w:rPr>
-        <w:t xml:space="preserve">1/1</w:t>
-      </w:r>
-      <w:r>
-        <w:t xml:space="preserve">50 ключевой ставки ЦБ РФ от цены Договора</w:t>
-      </w:r>
-      <w:r>
-        <w:t xml:space="preserve">.</w:t>
-      </w:r>
-    </w:p>
-    <w:p>
-      <w:r>
-        <w:t xml:space="preserve">9.2. Контрольная запись: </w:t>
-      </w:r>
-      <w:r>
-        <w:rPr>
-          <w:b/>
-        </w:rPr>
-        <w:t xml:space="preserve">в течение 2</w:t>
-      </w:r>
-      <w:r>
-        <w:t xml:space="preserve">0 (Двадцати) рабочих дней с момента подписания акта</w:t>
-      </w:r>
-      <w:r>
-        <w:t xml:space="preserve">.</w:t>
-      </w:r>
-    </w:p>
-    <w:p>
-      <w:r>
-        <w:t xml:space="preserve">9.3. Контрольная запись: </w:t>
-      </w:r>
-      <w:r>
-        <w:rPr>
-          <w:b/>
-        </w:rPr>
-        <w:t xml:space="preserve">26Ф-50</w:t>
-      </w:r>
-      <w:r>
-        <w:t xml:space="preserve">224/10-051Д</w:t>
-      </w:r>
-      <w:r>
-        <w:t xml:space="preserve">.</w:t>
-      </w:r>
-    </w:p>
-    <w:p>
-      <w:r>
-        <w:t xml:space="preserve">9.4. Контрольная запись: </w:t>
-      </w:r>
-      <w:r>
-        <w:t xml:space="preserve">2</w:t>
-        <w:br/>
-        <w:t xml:space="preserve">01 000 (Двести одна тысяча) рублей 00 копеек</w:t>
-      </w:r>
-      <w:r>
-        <w:t xml:space="preserve">.</w:t>
-      </w:r>
-    </w:p>
-    <w:p/>
-    <w:p>
-      <w:r>
-        <w:rPr>
-          <w:b/>
-        </w:rPr>
-        <w:t xml:space="preserve">РЕКВИЗИТЫ И ПОДПИСИ СТОРОН</w:t>
-      </w:r>
-    </w:p>
-    <w:p/>
+    <w:p>
+      <w:r>
+        <w:t xml:space="preserve">2.8. </w:t>
+      </w:r>
+      <w:r>
+        <w:t xml:space="preserve">Платёж по налогу перечисляется на код бюджетной классификации </w:t>
+      </w:r>
+      <w:r>
+        <w:t xml:space="preserve">182 101 010 110 110 001 10</w:t>
+      </w:r>
+      <w:r>
+        <w:t xml:space="preserve">, получатель — территориальный орган Федерального казначейства.</w:t>
+      </w:r>
+    </w:p>
+    <w:p>
+      <w:r>
+        <w:t xml:space="preserve">2.9. </w:t>
+      </w:r>
+      <w:r>
+        <w:t xml:space="preserve">Полномочия подтверждаются свидетельством о рождении, выдано </w:t>
+      </w:r>
+      <w:r>
+        <w:t xml:space="preserve">15.08.2010</w:t>
+      </w:r>
+      <w:r>
+        <w:t xml:space="preserve"> отделом ЗАГС.</w:t>
+      </w:r>
+    </w:p>
     <w:tbl>
       <w:tblPr>
         <w:tblW w:w="9360" w:type="dxa"/>
@@ -758,92 +547,7 @@
           </w:tcPr>
           <w:p>
             <w:r>
-              <w:rPr>
-                <w:b/>
-              </w:rPr>
-              <w:t xml:space="preserve">Подрядчик:</w:t>
-            </w:r>
-          </w:p>
-          <w:p>
-            <w:r>
-              <w:t xml:space="preserve">Зайцева Дарья Юрьевна</w:t>
-            </w:r>
-          </w:p>
-          <w:p>
-            <w:r>
-              <w:t xml:space="preserve">Зайцева Дарья Юрьевна</w:t>
-            </w:r>
-          </w:p>
-          <w:p>
-            <w:r>
-              <w:t xml:space="preserve">Дата рождения: </w:t>
-            </w:r>
-            <w:r>
-              <w:t xml:space="preserve">05.12.1966</w:t>
-            </w:r>
-          </w:p>
-          <w:p>
-            <w:r>
-              <w:t xml:space="preserve">Адрес регистрации: </w:t>
-            </w:r>
-            <w:r>
-              <w:t xml:space="preserve">Свердловская обл., тер. СНТ «Родник», уч. 188</w:t>
-            </w:r>
-          </w:p>
-          <w:p>
-            <w:r>
-              <w:t xml:space="preserve">Паспорт </w:t>
-            </w:r>
-            <w:r>
-              <w:t xml:space="preserve">45 14 622339</w:t>
-            </w:r>
-            <w:r>
-              <w:t xml:space="preserve">, выдан ГУ МВД России по г. Москве 12.10.2007</w:t>
-            </w:r>
-            <w:r>
-              <w:t xml:space="preserve">, код подразделения </w:t>
-            </w:r>
-            <w:r>
-              <w:t xml:space="preserve">490-562</w:t>
-            </w:r>
-          </w:p>
-          <w:p>
-            <w:r>
-              <w:t xml:space="preserve">СНИЛС </w:t>
-            </w:r>
-            <w:r>
-              <w:t xml:space="preserve">650-297-548 08</w:t>
-            </w:r>
-            <w:r>
-              <w:t xml:space="preserve"> ИНН </w:t>
-            </w:r>
-            <w:r>
-              <w:t xml:space="preserve">518270331015</w:t>
-            </w:r>
-          </w:p>
-          <w:p>
-            <w:r>
-              <w:t xml:space="preserve">Тел.: </w:t>
-            </w:r>
-            <w:r>
-              <w:t xml:space="preserve">+7 (843) 448-32-86</w:t>
-            </w:r>
-          </w:p>
-          <w:p>
-            <w:r>
-              <w:t xml:space="preserve">E-mail: </w:t>
-            </w:r>
-            <w:r>
-              <w:t xml:space="preserve">zayceva@corp-tehno.ru</w:t>
-            </w:r>
-          </w:p>
-          <w:p/>
-          <w:p>
-            <w:r>
-              <w:t xml:space="preserve">______________ </w:t>
-            </w:r>
-            <w:r>
-              <w:t xml:space="preserve">Зайцева Д. Ю.</w:t>
+              <w:t xml:space="preserve">2</w:t>
             </w:r>
           </w:p>
         </w:tc>
@@ -853,6 +557,389 @@
           </w:tcPr>
           <w:p>
             <w:r>
+              <w:t xml:space="preserve">РУБ.</w:t>
+            </w:r>
+          </w:p>
+        </w:tc>
+      </w:tr>
+    </w:tbl>
+    <w:p>
+      <w:r>
+        <w:t xml:space="preserve">2.10. </w:t>
+      </w:r>
+      <w:r>
+        <w:t xml:space="preserve">Поставке подлежит насос модели </w:t>
+      </w:r>
+      <w:r>
+        <w:t xml:space="preserve">ЭЦВ-6-10-80h</w:t>
+      </w:r>
+      <w:r>
+        <w:t xml:space="preserve"> и кабель марки </w:t>
+      </w:r>
+      <w:r>
+        <w:t xml:space="preserve">ВВГнг(А)-LSt</w:t>
+      </w:r>
+      <w:r>
+        <w:t xml:space="preserve">.</w:t>
+      </w:r>
+    </w:p>
+    <w:p/>
+    <w:p>
+      <w:r>
+        <w:rPr>
+          <w:b/>
+        </w:rPr>
+        <w:t xml:space="preserve">3. МЕСТО И СРОКИ ИСПОЛНЕНИЯ</w:t>
+      </w:r>
+    </w:p>
+    <w:p>
+      <w:r>
+        <w:t xml:space="preserve">3.1. Место исполнения обязательств: </w:t>
+      </w:r>
+      <w:r>
+        <w:t xml:space="preserve">Краснодарский край, Ленинский р-н, 82 км автодороги М-6 «Дон», стр. 6</w:t>
+      </w:r>
+      <w:r>
+        <w:t xml:space="preserve">.</w:t>
+      </w:r>
+    </w:p>
+    <w:p>
+      <w:r>
+        <w:t xml:space="preserve">3.2. Уведомления направляются </w:t>
+      </w:r>
+      <w:r>
+        <w:t xml:space="preserve">Кузнецовой Ольге Николаевне</w:t>
+      </w:r>
+      <w:r>
+        <w:t xml:space="preserve"> по телефону </w:t>
+      </w:r>
+      <w:r>
+        <w:t xml:space="preserve">+7 (383) 660-74-31</w:t>
+      </w:r>
+      <w:r>
+        <w:t xml:space="preserve">.</w:t>
+      </w:r>
+    </w:p>
+    <w:p>
+      <w:r>
+        <w:t xml:space="preserve">3.3. Срок исполнения обязательств — </w:t>
+      </w:r>
+      <w:r>
+        <w:t xml:space="preserve">в течение тридцати банковских дней со дня предъявления требования</w:t>
+      </w:r>
+      <w:r>
+        <w:t xml:space="preserve">.</w:t>
+      </w:r>
+    </w:p>
+    <w:p/>
+    <w:p>
+      <w:r>
+        <w:rPr>
+          <w:b/>
+        </w:rPr>
+        <w:t xml:space="preserve">4. ПРОЧИЕ УСЛОВИЯ</w:t>
+      </w:r>
+    </w:p>
+    <w:p>
+      <w:r>
+        <w:t xml:space="preserve">4.1. </w:t>
+      </w:r>
+      <w:r>
+        <w:t xml:space="preserve">Стороны несут ответственность за неисполнение или ненадлежащее исполнение обязательств в соответствии с законодательством Российской Федерации.</w:t>
+      </w:r>
+    </w:p>
+    <w:p>
+      <w:r>
+        <w:t xml:space="preserve">4.2. </w:t>
+      </w:r>
+      <w:r>
+        <w:t xml:space="preserve">Размер неустойки за нарушение сроков оплаты: </w:t>
+      </w:r>
+      <w:r>
+        <w:t xml:space="preserve">0,1 (одна десятая процента) процента от цены Договора</w:t>
+      </w:r>
+      <w:r>
+        <w:t xml:space="preserve">. Предельный размер ответственности: </w:t>
+      </w:r>
+      <w:r>
+        <w:t xml:space="preserve">1/300 ключевой ставки ЦБ РФ от общей суммы счета</w:t>
+      </w:r>
+      <w:r>
+        <w:t xml:space="preserve">.</w:t>
+      </w:r>
+    </w:p>
+    <w:p>
+      <w:r>
+        <w:t xml:space="preserve">4.3. </w:t>
+      </w:r>
+      <w:r>
+        <w:t xml:space="preserve">Стороны освобождаются от ответственности при наступлении обстоятельств непреодолимой силы, если они прямо повлияли на исполнение обязательств.</w:t>
+      </w:r>
+    </w:p>
+    <w:p>
+      <w:r>
+        <w:t xml:space="preserve">4.4. </w:t>
+      </w:r>
+      <w:r>
+        <w:t xml:space="preserve">Сторона, для которой создалась невозможность исполнения, обязана уведомить другую Сторону. Срок уведомления — </w:t>
+      </w:r>
+      <w:r>
+        <w:t xml:space="preserve">в течение 7 дней со дня предъявления требования</w:t>
+      </w:r>
+      <w:r>
+        <w:t xml:space="preserve">.</w:t>
+      </w:r>
+    </w:p>
+    <w:p>
+      <w:r>
+        <w:t xml:space="preserve">4.5. </w:t>
+      </w:r>
+      <w:r>
+        <w:t xml:space="preserve">Все споры и разногласия решаются путём переговоров. Претензионный порядок обязателен, срок ответа на претензию — </w:t>
+      </w:r>
+      <w:r>
+        <w:t xml:space="preserve">в течение 6 месяцев с момента выставления счета</w:t>
+      </w:r>
+      <w:r>
+        <w:t xml:space="preserve">.</w:t>
+      </w:r>
+    </w:p>
+    <w:p/>
+    <w:p/>
+    <w:p>
+      <w:r>
+        <w:rPr>
+          <w:b/>
+        </w:rPr>
+        <w:t xml:space="preserve">10. ДОПОЛНИТЕЛЬНЫЕ СВЕДЕНИЯ О СТОРОНАХ</w:t>
+      </w:r>
+    </w:p>
+    <w:p>
+      <w:r>
+        <w:t xml:space="preserve">Расчётный счёт (дублирование): </w:t>
+      </w:r>
+      <w:r>
+        <w:t xml:space="preserve">4081 7810 4834 3119 5918</w:t>
+      </w:r>
+    </w:p>
+    <w:p>
+      <w:r>
+        <w:t xml:space="preserve">ИНН (дублирование): </w:t>
+      </w:r>
+      <w:r>
+        <w:t xml:space="preserve">518-270-331015</w:t>
+      </w:r>
+    </w:p>
+    <w:p>
+      <w:r>
+        <w:t xml:space="preserve">Резервный e-mail: </w:t>
+      </w:r>
+      <w:r>
+        <w:t xml:space="preserve">zаyceva@inbox.ru</w:t>
+      </w:r>
+    </w:p>
+    <w:p/>
+    <w:p/>
+    <w:p>
+      <w:r>
+        <w:rPr>
+          <w:b/>
+        </w:rPr>
+        <w:t xml:space="preserve">9. КОНТРОЛЬНЫЕ ВЕЛИЧИНЫ</w:t>
+      </w:r>
+    </w:p>
+    <w:p>
+      <w:r>
+        <w:t xml:space="preserve">9.1. Контрольная запись: </w:t>
+      </w:r>
+      <w:r>
+        <w:rPr>
+          <w:b/>
+        </w:rPr>
+        <w:t xml:space="preserve">1/1</w:t>
+      </w:r>
+      <w:r>
+        <w:t xml:space="preserve">50 ключевой ставки ЦБ РФ от цены Договора</w:t>
+      </w:r>
+      <w:r>
+        <w:t xml:space="preserve">.</w:t>
+      </w:r>
+    </w:p>
+    <w:p>
+      <w:r>
+        <w:t xml:space="preserve">9.2. Контрольная запись: </w:t>
+      </w:r>
+      <w:r>
+        <w:rPr>
+          <w:b/>
+        </w:rPr>
+        <w:t xml:space="preserve">не позднее 02.12.20</w:t>
+      </w:r>
+      <w:r>
+        <w:t xml:space="preserve">25</w:t>
+      </w:r>
+      <w:r>
+        <w:t xml:space="preserve">.</w:t>
+      </w:r>
+    </w:p>
+    <w:p>
+      <w:r>
+        <w:t xml:space="preserve">9.3. Контрольная запись: </w:t>
+      </w:r>
+      <w:r>
+        <w:rPr>
+          <w:b/>
+        </w:rPr>
+        <w:t xml:space="preserve">47Ф-24</w:t>
+      </w:r>
+      <w:r>
+        <w:t xml:space="preserve">482/10-439Д</w:t>
+      </w:r>
+      <w:r>
+        <w:t xml:space="preserve">.</w:t>
+      </w:r>
+    </w:p>
+    <w:p>
+      <w:r>
+        <w:t xml:space="preserve">9.4. Контрольная запись: </w:t>
+      </w:r>
+      <w:r>
+        <w:t xml:space="preserve">2</w:t>
+        <w:br/>
+        <w:t xml:space="preserve">90 000 (Двести девяносто тысяч) рублей 00 копеек</w:t>
+      </w:r>
+      <w:r>
+        <w:t xml:space="preserve">.</w:t>
+      </w:r>
+    </w:p>
+    <w:p/>
+    <w:p>
+      <w:r>
+        <w:rPr>
+          <w:b/>
+        </w:rPr>
+        <w:t xml:space="preserve">РЕКВИЗИТЫ И ПОДПИСИ СТОРОН</w:t>
+      </w:r>
+    </w:p>
+    <w:p/>
+    <w:tbl>
+      <w:tblPr>
+        <w:tblW w:w="9360" w:type="dxa"/>
+        <w:tblBorders>
+          <w:top w:val="single" w:sz="4" w:color="auto"/>
+          <w:left w:val="single" w:sz="4" w:color="auto"/>
+          <w:bottom w:val="single" w:sz="4" w:color="auto"/>
+          <w:right w:val="single" w:sz="4" w:color="auto"/>
+          <w:insideH w:val="single" w:sz="4" w:color="auto"/>
+          <w:insideV w:val="single" w:sz="4" w:color="auto"/>
+        </w:tblBorders>
+      </w:tblPr>
+      <w:tblGrid>
+        <w:gridCol w:w="4680"/>
+        <w:gridCol w:w="4680"/>
+      </w:tblGrid>
+      <w:tr>
+        <w:tc>
+          <w:tcPr>
+            <w:tcW w:w="4680" w:type="dxa"/>
+          </w:tcPr>
+          <w:p>
+            <w:r>
+              <w:rPr>
+                <w:b/>
+              </w:rPr>
+              <w:t xml:space="preserve">Подрядчик:</w:t>
+            </w:r>
+          </w:p>
+          <w:p>
+            <w:r>
+              <w:t xml:space="preserve">Зайцева Дарья Юрьевна</w:t>
+            </w:r>
+          </w:p>
+          <w:p>
+            <w:r>
+              <w:t xml:space="preserve">Зайцева Дарья Юрьевна</w:t>
+            </w:r>
+          </w:p>
+          <w:p>
+            <w:r>
+              <w:t xml:space="preserve">Дата рождения: </w:t>
+            </w:r>
+            <w:r>
+              <w:t xml:space="preserve">05.12.1966</w:t>
+            </w:r>
+          </w:p>
+          <w:p>
+            <w:r>
+              <w:t xml:space="preserve">Адрес регистрации: </w:t>
+            </w:r>
+            <w:r>
+              <w:t xml:space="preserve">Ленинградская обл., Наро-Фоминский р-н, 79 км автодороги М-4 «Дон», стр. 4</w:t>
+            </w:r>
+          </w:p>
+          <w:p>
+            <w:r>
+              <w:t xml:space="preserve">Паспорт </w:t>
+            </w:r>
+            <w:r>
+              <w:t xml:space="preserve">45 14 622339</w:t>
+            </w:r>
+            <w:r>
+              <w:t xml:space="preserve">, выдан ГУ МВД России по г. Москве 12.10.2007</w:t>
+            </w:r>
+            <w:r>
+              <w:t xml:space="preserve">, код подразделения </w:t>
+            </w:r>
+            <w:r>
+              <w:t xml:space="preserve">490-562</w:t>
+            </w:r>
+          </w:p>
+          <w:p>
+            <w:r>
+              <w:t xml:space="preserve">СНИЛС </w:t>
+            </w:r>
+            <w:r>
+              <w:t xml:space="preserve">650-297-548 08</w:t>
+            </w:r>
+            <w:r>
+              <w:t xml:space="preserve"> ИНН </w:t>
+            </w:r>
+            <w:r>
+              <w:t xml:space="preserve">518270331015</w:t>
+            </w:r>
+          </w:p>
+          <w:p>
+            <w:r>
+              <w:t xml:space="preserve">Тел.: </w:t>
+            </w:r>
+            <w:r>
+              <w:t xml:space="preserve">+7 (846) 775-35-52</w:t>
+            </w:r>
+          </w:p>
+          <w:p>
+            <w:r>
+              <w:t xml:space="preserve">E-mail: </w:t>
+            </w:r>
+            <w:r>
+              <w:t xml:space="preserve">zayceva@inbox.ru</w:t>
+            </w:r>
+          </w:p>
+          <w:p/>
+          <w:p>
+            <w:r>
+              <w:t xml:space="preserve">______________ </w:t>
+            </w:r>
+            <w:r>
+              <w:t xml:space="preserve">Зайцева Д. Ю.</w:t>
+            </w:r>
+          </w:p>
+        </w:tc>
+        <w:tc>
+          <w:tcPr>
+            <w:tcW w:w="4680" w:type="dxa"/>
+          </w:tcPr>
+          <w:p>
+            <w:r>
               <w:rPr>
                 <w:b/>
               </w:rPr>
@@ -861,7 +948,7 @@
           </w:p>
           <w:p>
             <w:r>
-              <w:t xml:space="preserve">Санкт-Петербург, Садовая 56</w:t>
+              <w:t xml:space="preserve">Тверь, Октябрьская 1</w:t>
             </w:r>
           </w:p>
           <w:p>
@@ -882,7 +969,7 @@
               <w:t xml:space="preserve">Адрес регистрации: </w:t>
             </w:r>
             <w:r>
-              <w:t xml:space="preserve">Тверская обл., Наро-Фоминский р-н, 37 км автодороги М-6 «Дон», стр. 4</w:t>
+              <w:t xml:space="preserve">170100, Московская обл., г. Тверь, наб. Тверская, д. 10, корп. 2, литера А, пом. 21, оф. 322</w:t>
             </w:r>
           </w:p>
           <w:p>
@@ -921,7 +1008,7 @@
               <w:t xml:space="preserve">Тел.: </w:t>
             </w:r>
             <w:r>
-              <w:t xml:space="preserve">+7 (495) 241-80-98</w:t>
+              <w:t xml:space="preserve">+7 (499) 267-40-71</w:t>
             </w:r>
           </w:p>
           <w:p>
@@ -929,7 +1016,7 @@
               <w:t xml:space="preserve">E-mail: </w:t>
             </w:r>
             <w:r>
-              <w:t xml:space="preserve">kuznecova@mail.ru</w:t>
+              <w:t xml:space="preserve">kuznecova@romashka.ru</w:t>
             </w:r>
           </w:p>
           <w:p/>
@@ -964,7 +1051,7 @@
         <w:t xml:space="preserve">Адрес склада грузополучателя: </w:t>
       </w:r>
       <w:r>
-        <w:t xml:space="preserve">170100, Московская обл., г. Тверь, бул. Кирова, д. 85, корп. 1, литера А, пом. 21, оф. 251</w:t>
+        <w:t xml:space="preserve">Краснодарский край, Ленинский р-н, 86 км автодороги М-7 «Дон», стр. 1</w:t>
       </w:r>
       <w:r>
         <w:t xml:space="preserve">.</w:t>
@@ -975,7 +1062,7 @@
         <w:t xml:space="preserve">Кладовщик: </w:t>
       </w:r>
       <w:r>
-        <w:t xml:space="preserve">Макаров Иван Андреевич</w:t>
+        <w:t xml:space="preserve">Крылова Мария Андреевна</w:t>
       </w:r>
     </w:p>
     <w:p>
@@ -983,13 +1070,13 @@
         <w:t xml:space="preserve">Тел. склада: </w:t>
       </w:r>
       <w:r>
-        <w:t xml:space="preserve">+7 (843) 746-52-11</w:t>
+        <w:t xml:space="preserve">+7 (495) 529-56-15</w:t>
       </w:r>
     </w:p>
     <w:p>
       <w:r>
         <w:pict>
-          <v:shape id="tb9373" type="#_x0000_t202" style="position:absolute;margin-left:0;margin-top:0;width:400pt;height:40pt">
+          <v:shape id="tb7460" type="#_x0000_t202" style="position:absolute;margin-left:0;margin-top:0;width:400pt;height:40pt">
             <v:textbox>
               <w:txbxContent>
                 <w:p>
@@ -997,13 +1084,13 @@
                     <w:t xml:space="preserve">ВНИМАНИЕ! Бухгалтерия: </w:t>
                   </w:r>
                   <w:r>
-                    <w:t xml:space="preserve">Иванова Татьяна Михайловна</w:t>
+                    <w:t xml:space="preserve">Титова Ольга Юрьевна</w:t>
                   </w:r>
                   <w:r>
                     <w:t xml:space="preserve">, </w:t>
                   </w:r>
                   <w:r>
-                    <w:t xml:space="preserve">+7 (495) 509-14-63 доб. 998</w:t>
+                    <w:t xml:space="preserve">+7 (846) 837-50-54 доб. 548</w:t>
                   </w:r>
                 </w:p>
               </w:txbxContent>

--- a/tests/corpus_v2/docs/works_0012.docx
+++ b/tests/corpus_v2/docs/works_0012.docx
@@ -170,6 +170,101 @@
         <w:t xml:space="preserve">.</w:t>
       </w:r>
     </w:p>
+    <w:p>
+      <w:r>
+        <w:t xml:space="preserve">1.5. </w:t>
+      </w:r>
+      <w:r>
+        <w:t xml:space="preserve">Отгрузка оформляется товарной накладной № </w:t>
+      </w:r>
+      <w:r>
+        <w:t xml:space="preserve">044356831</w:t>
+      </w:r>
+      <w:r>
+        <w:t xml:space="preserve">. Номенклатурный номер позиции — </w:t>
+      </w:r>
+      <w:r>
+        <w:t xml:space="preserve">040218679</w:t>
+      </w:r>
+      <w:r>
+        <w:t xml:space="preserve">. Заводской номер насоса — </w:t>
+      </w:r>
+      <w:r>
+        <w:t xml:space="preserve">040719074</w:t>
+      </w:r>
+      <w:r>
+        <w:t xml:space="preserve">.</w:t>
+      </w:r>
+    </w:p>
+    <w:p>
+      <w:r>
+        <w:t xml:space="preserve">1.6. </w:t>
+      </w:r>
+      <w:r>
+        <w:t xml:space="preserve">Целевые средства перечисляются по коду цели </w:t>
+      </w:r>
+      <w:r>
+        <w:t xml:space="preserve">043546345</w:t>
+      </w:r>
+      <w:r>
+        <w:t xml:space="preserve">, установленному приказом Минфина России от 01.12.2010 № 157н. </w:t>
+      </w:r>
+      <w:r>
+        <w:t xml:space="preserve">БИК будет сообщён дополнительно, номер заявки — </w:t>
+      </w:r>
+      <w:r>
+        <w:t xml:space="preserve">049711577</w:t>
+      </w:r>
+      <w:r>
+        <w:t xml:space="preserve">.</w:t>
+      </w:r>
+    </w:p>
+    <w:p>
+      <w:r>
+        <w:t xml:space="preserve">1.7. </w:t>
+      </w:r>
+      <w:r>
+        <w:t xml:space="preserve">Абоненту открыт лицевой счёт </w:t>
+      </w:r>
+      <w:r>
+        <w:t xml:space="preserve">88543558572</w:t>
+      </w:r>
+      <w:r>
+        <w:t xml:space="preserve">. Спецификация зарегистрирована за номером </w:t>
+      </w:r>
+      <w:r>
+        <w:t xml:space="preserve">80907314268</w:t>
+      </w:r>
+      <w:r>
+        <w:t xml:space="preserve">. Счётчик имеет заводской номер </w:t>
+      </w:r>
+      <w:r>
+        <w:t xml:space="preserve">83672875888</w:t>
+      </w:r>
+      <w:r>
+        <w:t xml:space="preserve">.</w:t>
+      </w:r>
+    </w:p>
+    <w:p>
+      <w:r>
+        <w:t xml:space="preserve">1.8. </w:t>
+      </w:r>
+      <w:r>
+        <w:t xml:space="preserve">Партия внесена в реестр под номером </w:t>
+      </w:r>
+      <w:r>
+        <w:t xml:space="preserve">89045906058</w:t>
+      </w:r>
+      <w:r>
+        <w:t xml:space="preserve"> по правилам статьи 434 Гражданского кодекса Российской Федерации. Уведомление направлено за исходящим № </w:t>
+      </w:r>
+      <w:r>
+        <w:t xml:space="preserve">86230885742</w:t>
+      </w:r>
+      <w:r>
+        <w:t xml:space="preserve">.</w:t>
+      </w:r>
+    </w:p>
     <w:p/>
     <w:p>
       <w:r>
@@ -184,7 +279,7 @@
         <w:t xml:space="preserve">2.1. Общая цена Договора: </w:t>
       </w:r>
       <w:r>
-        <w:t xml:space="preserve">8 670 000 (Восемь миллионов шестьсот семьдесят тысяч) рублей 00 копеек</w:t>
+        <w:t xml:space="preserve">8 550 000 (Восемь миллионов пятьсот пятьдесят тысяч) рублей 00 копеек</w:t>
       </w:r>
       <w:r>
         <w:t xml:space="preserve">, в том числе НДС</w:t>
@@ -198,7 +293,7 @@
         <w:t xml:space="preserve">2.2. Налог: </w:t>
       </w:r>
       <w:r>
-        <w:t xml:space="preserve">5 (пять) процентов от общей суммы счета</w:t>
+        <w:t xml:space="preserve">7 (семь) процентов от общей суммы счета</w:t>
       </w:r>
       <w:r>
         <w:t xml:space="preserve">, но не более </w:t>
@@ -215,7 +310,7 @@
         <w:t xml:space="preserve">2.3. Срок оплаты — </w:t>
       </w:r>
       <w:r>
-        <w:t xml:space="preserve">не позднее 25.01.2025</w:t>
+        <w:t xml:space="preserve">не позднее 18.12.2025</w:t>
       </w:r>
       <w:r>
         <w:t xml:space="preserve">.</w:t>
@@ -235,7 +330,7 @@
         <w:t xml:space="preserve">, артикул </w:t>
       </w:r>
       <w:r>
-        <w:t xml:space="preserve">RM-1105-37</w:t>
+        <w:t xml:space="preserve">RM-2309-53</w:t>
       </w:r>
       <w:r>
         <w:t xml:space="preserve">, код </w:t>
@@ -295,43 +390,43 @@
         <w:t xml:space="preserve">. Товар отгружается с сопроводительным документом паспорт качества № </w:t>
       </w:r>
       <w:r>
-        <w:t xml:space="preserve">09 17 783370</w:t>
+        <w:t xml:space="preserve">84 14 187520</w:t>
       </w:r>
       <w:r>
         <w:t xml:space="preserve">. К партии приложен паспорт изделия № </w:t>
       </w:r>
       <w:r>
-        <w:t xml:space="preserve">81 23 606974</w:t>
+        <w:t xml:space="preserve">21 08 506830</w:t>
       </w:r>
       <w:r>
         <w:t xml:space="preserve">. Оборудование поставляется с паспортом транспортного средства № </w:t>
       </w:r>
       <w:r>
-        <w:t xml:space="preserve">47 15 762028</w:t>
+        <w:t xml:space="preserve">85 02 157440</w:t>
       </w:r>
       <w:r>
         <w:t xml:space="preserve">. Приёмка производится согласно техническому паспорту </w:t>
       </w:r>
       <w:r>
-        <w:t xml:space="preserve">78 20 406268</w:t>
+        <w:t xml:space="preserve">83 10 241546</w:t>
       </w:r>
       <w:r>
         <w:t xml:space="preserve">. СНИЛС не указан, номер заказа </w:t>
       </w:r>
       <w:r>
-        <w:t xml:space="preserve">996-781-482 27</w:t>
+        <w:t xml:space="preserve">839-004-389 51</w:t>
       </w:r>
       <w:r>
         <w:t xml:space="preserve">. Дата рождения не проставлена, документ выдан </w:t>
       </w:r>
       <w:r>
-        <w:t xml:space="preserve">04.05.2015</w:t>
+        <w:t xml:space="preserve">21.06.2015</w:t>
       </w:r>
       <w:r>
         <w:t xml:space="preserve">. Код подразделения, см. артикул </w:t>
       </w:r>
       <w:r>
-        <w:t xml:space="preserve">086-109</w:t>
+        <w:t xml:space="preserve">809-644</w:t>
       </w:r>
       <w:r>
         <w:t xml:space="preserve">. Цена — </w:t>
@@ -351,25 +446,25 @@
         <w:t xml:space="preserve">Товар маркирован штрихкодом </w:t>
       </w:r>
       <w:r>
-        <w:t xml:space="preserve">4606230885742</w:t>
+        <w:t xml:space="preserve">4601781223744</w:t>
       </w:r>
       <w:r>
         <w:t xml:space="preserve">. Код контрагента по ОКПО — </w:t>
       </w:r>
       <w:r>
-        <w:t xml:space="preserve">2450331197</w:t>
+        <w:t xml:space="preserve">5443063586</w:t>
       </w:r>
       <w:r>
         <w:t xml:space="preserve">. Оборудование учтено под инвентарным номером </w:t>
       </w:r>
       <w:r>
-        <w:t xml:space="preserve">044621154</w:t>
+        <w:t xml:space="preserve">042074391</w:t>
       </w:r>
       <w:r>
         <w:t xml:space="preserve">, складской позиции присвоен номер </w:t>
       </w:r>
       <w:r>
-        <w:t xml:space="preserve">056340819</w:t>
+        <w:t xml:space="preserve">428990056</w:t>
       </w:r>
       <w:r>
         <w:t xml:space="preserve">.</w:t>
@@ -383,19 +478,19 @@
         <w:t xml:space="preserve">Оплата по счёту-фактуре на КБК </w:t>
       </w:r>
       <w:r>
-        <w:t xml:space="preserve">18210101011011000181</w:t>
+        <w:t xml:space="preserve">18210101011011000114</w:t>
       </w:r>
       <w:r>
         <w:t xml:space="preserve">. ИНН не присвоен, регистрационный № </w:t>
       </w:r>
       <w:r>
-        <w:t xml:space="preserve">7656552275</w:t>
+        <w:t xml:space="preserve">8343193606</w:t>
       </w:r>
       <w:r>
         <w:t xml:space="preserve">. ИНН не присвоен, платёжный документ № </w:t>
       </w:r>
       <w:r>
-        <w:t xml:space="preserve">101291415796</w:t>
+        <w:t xml:space="preserve">691671471609</w:t>
       </w:r>
       <w:r>
         <w:t xml:space="preserve">. Заказчик действует в лице </w:t>
@@ -415,13 +510,13 @@
         <w:t xml:space="preserve">Массовая доля влаги в товаре — </w:t>
       </w:r>
       <w:r>
-        <w:t xml:space="preserve">не более 10 %</w:t>
+        <w:t xml:space="preserve">не более 15 %</w:t>
       </w:r>
       <w:r>
         <w:t xml:space="preserve">. Товар подлежит хранению </w:t>
       </w:r>
       <w:r>
-        <w:t xml:space="preserve">в течение 24 часов</w:t>
+        <w:t xml:space="preserve">в течение 48 часов</w:t>
       </w:r>
       <w:r>
         <w:t xml:space="preserve"> при температуре не выше +4 °C. Срок исковой давности по требованиям, вытекающим из Договора, составляет </w:t>
@@ -490,7 +585,7 @@
           </w:tcPr>
           <w:p>
             <w:r>
-              <w:t xml:space="preserve">7216732013</w:t>
+              <w:t xml:space="preserve">9528701169</w:t>
             </w:r>
           </w:p>
         </w:tc>
@@ -518,7 +613,7 @@
         <w:t xml:space="preserve">Полномочия подтверждаются свидетельством о рождении, выдано </w:t>
       </w:r>
       <w:r>
-        <w:t xml:space="preserve">15.08.2010</w:t>
+        <w:t xml:space="preserve">21.12.2024</w:t>
       </w:r>
       <w:r>
         <w:t xml:space="preserve"> отделом ЗАГС.</w:t>
@@ -547,7 +642,7 @@
           </w:tcPr>
           <w:p>
             <w:r>
-              <w:t xml:space="preserve">2</w:t>
+              <w:t xml:space="preserve">7</w:t>
             </w:r>
           </w:p>
         </w:tc>
@@ -597,7 +692,7 @@
         <w:t xml:space="preserve">3.1. Место исполнения обязательств: </w:t>
       </w:r>
       <w:r>
-        <w:t xml:space="preserve">Краснодарский край, Ленинский р-н, 82 км автодороги М-6 «Дон», стр. 6</w:t>
+        <w:t xml:space="preserve">Московская обл., Ленинский р-н, 20 км автодороги М-5 «Дон», стр. 2</w:t>
       </w:r>
       <w:r>
         <w:t xml:space="preserve">.</w:t>
@@ -614,7 +709,7 @@
         <w:t xml:space="preserve"> по телефону </w:t>
       </w:r>
       <w:r>
-        <w:t xml:space="preserve">+7 (383) 660-74-31</w:t>
+        <w:t xml:space="preserve">+7 (495) 603-28-35</w:t>
       </w:r>
       <w:r>
         <w:t xml:space="preserve">.</w:t>
@@ -626,6 +721,110 @@
       </w:r>
       <w:r>
         <w:t xml:space="preserve">в течение тридцати банковских дней со дня предъявления требования</w:t>
+      </w:r>
+      <w:r>
+        <w:t xml:space="preserve">.</w:t>
+      </w:r>
+    </w:p>
+    <w:p>
+      <w:r>
+        <w:t xml:space="preserve">3.4. </w:t>
+      </w:r>
+      <w:r>
+        <w:t xml:space="preserve">Финансирование ведётся за счёт средств бюджета, КБК </w:t>
+      </w:r>
+      <w:r>
+        <w:t xml:space="preserve">18239695411566792435</w:t>
+      </w:r>
+      <w:r>
+        <w:t xml:space="preserve">. Показания счётчика снимаются по прибору с заводским номером </w:t>
+      </w:r>
+      <w:r>
+        <w:t xml:space="preserve">39902368598327964984</w:t>
+      </w:r>
+      <w:r>
+        <w:t xml:space="preserve">.</w:t>
+      </w:r>
+    </w:p>
+    <w:p>
+      <w:r>
+        <w:t xml:space="preserve">3.5. </w:t>
+      </w:r>
+      <w:r>
+        <w:t xml:space="preserve">В счёте на оплату указывается УИН </w:t>
+      </w:r>
+      <w:r>
+        <w:t xml:space="preserve">18209103438204557556</w:t>
+      </w:r>
+      <w:r>
+        <w:t xml:space="preserve">. Счёт-проформа к настоящему Договору имеет номер </w:t>
+      </w:r>
+      <w:r>
+        <w:t xml:space="preserve">77566563712420508063</w:t>
+      </w:r>
+      <w:r>
+        <w:t xml:space="preserve">. Очерёдность списания со счёта определяется статьёй 855 Гражданского кодекса Российской Федерации, код вида дохода — </w:t>
+      </w:r>
+      <w:r>
+        <w:t xml:space="preserve">18210765924941523802</w:t>
+      </w:r>
+      <w:r>
+        <w:t xml:space="preserve">.</w:t>
+      </w:r>
+    </w:p>
+    <w:p>
+      <w:r>
+        <w:t xml:space="preserve">3.6. </w:t>
+      </w:r>
+      <w:r>
+        <w:t xml:space="preserve">ИНН иностранному контрагенту не присваивается, номер в торговом реестре </w:t>
+      </w:r>
+      <w:r>
+        <w:t xml:space="preserve">2027246948</w:t>
+      </w:r>
+      <w:r>
+        <w:t xml:space="preserve">. ИНН приводится в приложении; номер спецификации — </w:t>
+      </w:r>
+      <w:r>
+        <w:t xml:space="preserve">2295570083</w:t>
+      </w:r>
+      <w:r>
+        <w:t xml:space="preserve">. Постановка на учёт производится по статье 84 Налогового кодекса Российской Федерации, решение № </w:t>
+      </w:r>
+      <w:r>
+        <w:t xml:space="preserve">3374181252</w:t>
+      </w:r>
+      <w:r>
+        <w:t xml:space="preserve">.</w:t>
+      </w:r>
+    </w:p>
+    <w:p>
+      <w:r>
+        <w:t xml:space="preserve">3.7. </w:t>
+      </w:r>
+      <w:r>
+        <w:t xml:space="preserve">Регистрационный номер партии товара — </w:t>
+      </w:r>
+      <w:r>
+        <w:t xml:space="preserve">6668194257</w:t>
+      </w:r>
+      <w:r>
+        <w:t xml:space="preserve">. Доля посторонних включений — не более </w:t>
+      </w:r>
+      <w:r>
+        <w:t xml:space="preserve">2,9 %</w:t>
+      </w:r>
+      <w:r>
+        <w:t xml:space="preserve">. Прибор имеет погрешность не более </w:t>
+      </w:r>
+      <w:r>
+        <w:t xml:space="preserve">0,3 %</w:t>
+      </w:r>
+      <w:r>
+        <w:t xml:space="preserve">. Станок имеет заводской номер </w:t>
+      </w:r>
+      <w:r>
+        <w:t xml:space="preserve">5080136263</w:t>
       </w:r>
       <w:r>
         <w:t xml:space="preserve">.</w:t>
@@ -698,7 +897,125 @@
         <w:t xml:space="preserve">Все споры и разногласия решаются путём переговоров. Претензионный порядок обязателен, срок ответа на претензию — </w:t>
       </w:r>
       <w:r>
-        <w:t xml:space="preserve">в течение 6 месяцев с момента выставления счета</w:t>
+        <w:t xml:space="preserve">в течение 3 месяцев с момента выставления счета</w:t>
+      </w:r>
+      <w:r>
+        <w:t xml:space="preserve">.</w:t>
+      </w:r>
+    </w:p>
+    <w:p>
+      <w:r>
+        <w:t xml:space="preserve">4.6. </w:t>
+      </w:r>
+      <w:r>
+        <w:t xml:space="preserve">ИНН физического лица не указан; номер лицевого счёта абонента — </w:t>
+      </w:r>
+      <w:r>
+        <w:t xml:space="preserve">424429993473</w:t>
+      </w:r>
+      <w:r>
+        <w:t xml:space="preserve">. ИНН приведён в приложении, код позиции </w:t>
+      </w:r>
+      <w:r>
+        <w:t xml:space="preserve">017128576462</w:t>
+      </w:r>
+      <w:r>
+        <w:t xml:space="preserve">. ИНН физического лица обрабатывается в порядке статьи 86 Налогового кодекса Российской Федерации; номер запроса — </w:t>
+      </w:r>
+      <w:r>
+        <w:t xml:space="preserve">063148218223</w:t>
+      </w:r>
+      <w:r>
+        <w:t xml:space="preserve">.</w:t>
+      </w:r>
+    </w:p>
+    <w:p>
+      <w:r>
+        <w:t xml:space="preserve">4.7. </w:t>
+      </w:r>
+      <w:r>
+        <w:t xml:space="preserve">Накладной на партию присвоен номер </w:t>
+      </w:r>
+      <w:r>
+        <w:t xml:space="preserve">009392149887</w:t>
+      </w:r>
+      <w:r>
+        <w:t xml:space="preserve">. Контрольный модуль имеет заводской номер </w:t>
+      </w:r>
+      <w:r>
+        <w:t xml:space="preserve">436201545604</w:t>
+      </w:r>
+      <w:r>
+        <w:t xml:space="preserve">. Уклон кровли поставляемого сооружения — </w:t>
+      </w:r>
+      <w:r>
+        <w:t xml:space="preserve">2 %</w:t>
+      </w:r>
+      <w:r>
+        <w:t xml:space="preserve">.</w:t>
+      </w:r>
+    </w:p>
+    <w:p>
+      <w:r>
+        <w:t xml:space="preserve">4.8. </w:t>
+      </w:r>
+      <w:r>
+        <w:t xml:space="preserve">Законом установлена предельная доля иностранного участия — </w:t>
+      </w:r>
+      <w:r>
+        <w:t xml:space="preserve">25 %</w:t>
+      </w:r>
+      <w:r>
+        <w:t xml:space="preserve"> в силу Федерального закона об иностранных инвестициях. В приложении № 3 указана допустимая доля брака — </w:t>
+      </w:r>
+      <w:r>
+        <w:t xml:space="preserve">3,6 %</w:t>
+      </w:r>
+      <w:r>
+        <w:t xml:space="preserve">.</w:t>
+      </w:r>
+    </w:p>
+    <w:p>
+      <w:r>
+        <w:t xml:space="preserve">4.9. </w:t>
+      </w:r>
+      <w:r>
+        <w:t xml:space="preserve">Срок годности товара — </w:t>
+      </w:r>
+      <w:r>
+        <w:t xml:space="preserve">в течение 24 месяцев</w:t>
+      </w:r>
+      <w:r>
+        <w:t xml:space="preserve"> с даты выпуска. Смесь выдерживается </w:t>
+      </w:r>
+      <w:r>
+        <w:t xml:space="preserve">в течение 72 часов</w:t>
+      </w:r>
+      <w:r>
+        <w:t xml:space="preserve"> без доступа влаги.</w:t>
+      </w:r>
+    </w:p>
+    <w:p>
+      <w:r>
+        <w:t xml:space="preserve">4.10. </w:t>
+      </w:r>
+      <w:r>
+        <w:t xml:space="preserve">Требования по качеству работ заявляются </w:t>
+      </w:r>
+      <w:r>
+        <w:t xml:space="preserve">в течение одного года</w:t>
+      </w:r>
+      <w:r>
+        <w:t xml:space="preserve"> по правилам статьи 725 Гражданского кодекса Российской Федерации. Поставщик присутствует на рынке </w:t>
+      </w:r>
+      <w:r>
+        <w:t xml:space="preserve">в течение 13 лет</w:t>
+      </w:r>
+      <w:r>
+        <w:t xml:space="preserve">. Отчётный период оканчивается </w:t>
+      </w:r>
+      <w:r>
+        <w:t xml:space="preserve">не позднее 24.11.2025</w:t>
       </w:r>
       <w:r>
         <w:t xml:space="preserve">.</w:t>
@@ -735,7 +1052,7 @@
         <w:t xml:space="preserve">Резервный e-mail: </w:t>
       </w:r>
       <w:r>
-        <w:t xml:space="preserve">zаyceva@inbox.ru</w:t>
+        <w:t xml:space="preserve">zаyceva@romashka.ru</w:t>
       </w:r>
     </w:p>
     <w:p/>
@@ -773,10 +1090,10 @@
         <w:rPr>
           <w:b/>
         </w:rPr>
-        <w:t xml:space="preserve">не позднее 02.12.20</w:t>
-      </w:r>
-      <w:r>
-        <w:t xml:space="preserve">25</w:t>
+        <w:t xml:space="preserve">в течение 6</w:t>
+      </w:r>
+      <w:r>
+        <w:t xml:space="preserve">0 (Шестидесяти) рабочих дней с момента подписания акта</w:t>
       </w:r>
       <w:r>
         <w:t xml:space="preserve">.</w:t>
@@ -790,10 +1107,10 @@
         <w:rPr>
           <w:b/>
         </w:rPr>
-        <w:t xml:space="preserve">47Ф-24</w:t>
-      </w:r>
-      <w:r>
-        <w:t xml:space="preserve">482/10-439Д</w:t>
+        <w:t xml:space="preserve">57Ф-94</w:t>
+      </w:r>
+      <w:r>
+        <w:t xml:space="preserve">472/23-970Д</w:t>
       </w:r>
       <w:r>
         <w:t xml:space="preserve">.</w:t>
@@ -804,9 +1121,9 @@
         <w:t xml:space="preserve">9.4. Контрольная запись: </w:t>
       </w:r>
       <w:r>
-        <w:t xml:space="preserve">2</w:t>
+        <w:t xml:space="preserve">21 1</w:t>
         <w:br/>
-        <w:t xml:space="preserve">90 000 (Двести девяносто тысяч) рублей 00 копеек</w:t>
+        <w:t xml:space="preserve">00 000 (Двадцать один миллион сто тысяч) рублей 00 копеек</w:t>
       </w:r>
       <w:r>
         <w:t xml:space="preserve">.</w:t>
@@ -874,7 +1191,7 @@
               <w:t xml:space="preserve">Адрес регистрации: </w:t>
             </w:r>
             <w:r>
-              <w:t xml:space="preserve">Ленинградская обл., Наро-Фоминский р-н, 79 км автодороги М-4 «Дон», стр. 4</w:t>
+              <w:t xml:space="preserve">Новосибирская обл., Дмитровский р-н, 33 км автодороги М-7 «Дон», стр. 1</w:t>
             </w:r>
           </w:p>
           <w:p>
@@ -913,7 +1230,7 @@
               <w:t xml:space="preserve">Тел.: </w:t>
             </w:r>
             <w:r>
-              <w:t xml:space="preserve">+7 (846) 775-35-52</w:t>
+              <w:t xml:space="preserve">+7 (499) 810-47-46</w:t>
             </w:r>
           </w:p>
           <w:p>
@@ -921,7 +1238,7 @@
               <w:t xml:space="preserve">E-mail: </w:t>
             </w:r>
             <w:r>
-              <w:t xml:space="preserve">zayceva@inbox.ru</w:t>
+              <w:t xml:space="preserve">zayceva@yandex.ru</w:t>
             </w:r>
           </w:p>
           <w:p/>
@@ -948,7 +1265,7 @@
           </w:p>
           <w:p>
             <w:r>
-              <w:t xml:space="preserve">Тверь, Октябрьская 1</w:t>
+              <w:t xml:space="preserve">Сергиев Посад, Строителей 5</w:t>
             </w:r>
           </w:p>
           <w:p>
@@ -969,7 +1286,7 @@
               <w:t xml:space="preserve">Адрес регистрации: </w:t>
             </w:r>
             <w:r>
-              <w:t xml:space="preserve">170100, Московская обл., г. Тверь, наб. Тверская, д. 10, корп. 2, литера А, пом. 21, оф. 322</w:t>
+              <w:t xml:space="preserve">Свердловская обл., Наро-Фоминский р-н, 48 км автодороги М-3 «Дон», стр. 3</w:t>
             </w:r>
           </w:p>
           <w:p>
@@ -1008,7 +1325,7 @@
               <w:t xml:space="preserve">Тел.: </w:t>
             </w:r>
             <w:r>
-              <w:t xml:space="preserve">+7 (499) 267-40-71</w:t>
+              <w:t xml:space="preserve">+7 (383) 145-34-40</w:t>
             </w:r>
           </w:p>
           <w:p>
@@ -1051,7 +1368,7 @@
         <w:t xml:space="preserve">Адрес склада грузополучателя: </w:t>
       </w:r>
       <w:r>
-        <w:t xml:space="preserve">Краснодарский край, Ленинский р-н, 86 км автодороги М-7 «Дон», стр. 1</w:t>
+        <w:t xml:space="preserve">Тверская обл., тер. СНТ «Родник», уч. 161</w:t>
       </w:r>
       <w:r>
         <w:t xml:space="preserve">.</w:t>
@@ -1062,7 +1379,7 @@
         <w:t xml:space="preserve">Кладовщик: </w:t>
       </w:r>
       <w:r>
-        <w:t xml:space="preserve">Крылова Мария Андреевна</w:t>
+        <w:t xml:space="preserve">Крылова Ольга Егоровна</w:t>
       </w:r>
     </w:p>
     <w:p>
@@ -1070,13 +1387,13 @@
         <w:t xml:space="preserve">Тел. склада: </w:t>
       </w:r>
       <w:r>
-        <w:t xml:space="preserve">+7 (495) 529-56-15</w:t>
+        <w:t xml:space="preserve">+7 (846) 943-79-42</w:t>
       </w:r>
     </w:p>
     <w:p>
       <w:r>
         <w:pict>
-          <v:shape id="tb7460" type="#_x0000_t202" style="position:absolute;margin-left:0;margin-top:0;width:400pt;height:40pt">
+          <v:shape id="tb9060" type="#_x0000_t202" style="position:absolute;margin-left:0;margin-top:0;width:400pt;height:40pt">
             <v:textbox>
               <w:txbxContent>
                 <w:p>
@@ -1084,13 +1401,13 @@
                     <w:t xml:space="preserve">ВНИМАНИЕ! Бухгалтерия: </w:t>
                   </w:r>
                   <w:r>
-                    <w:t xml:space="preserve">Титова Ольга Юрьевна</w:t>
+                    <w:t xml:space="preserve">Крылова Мария Михайловна</w:t>
                   </w:r>
                   <w:r>
                     <w:t xml:space="preserve">, </w:t>
                   </w:r>
                   <w:r>
-                    <w:t xml:space="preserve">+7 (846) 837-50-54 доб. 548</w:t>
+                    <w:t xml:space="preserve">+7 (843) 461-32-56 доб. 113</w:t>
                   </w:r>
                 </w:p>
               </w:txbxContent>

--- a/tests/corpus_v2/docs/works_0012.docx
+++ b/tests/corpus_v2/docs/works_0012.docx
@@ -1124,6 +1124,37 @@
         <w:t xml:space="preserve">21 1</w:t>
         <w:br/>
         <w:t xml:space="preserve">00 000 (Двадцать один миллион сто тысяч) рублей 00 копеек</w:t>
+      </w:r>
+      <w:r>
+        <w:t xml:space="preserve">.</w:t>
+      </w:r>
+    </w:p>
+    <w:p/>
+    <w:p>
+      <w:r>
+        <w:rPr>
+          <w:b/>
+        </w:rPr>
+        <w:t xml:space="preserve">6. ОСОБЫЕ УСЛОВИЯ ОТДЕЛЬНЫХ ВИДОВ ДАННЫХ</w:t>
+      </w:r>
+    </w:p>
+    <w:p>
+      <w:r>
+        <w:t xml:space="preserve">6.1. Полномочия представителя подтверждены доверенностью, реестровый номер </w:t>
+      </w:r>
+      <w:r>
+        <w:t xml:space="preserve">78/1445-н/78-2022-12-7</w:t>
+      </w:r>
+      <w:r>
+        <w:t xml:space="preserve">.</w:t>
+      </w:r>
+    </w:p>
+    <w:p>
+      <w:r>
+        <w:t xml:space="preserve">6.2. Для сопоставления в учёте указывается: </w:t>
+      </w:r>
+      <w:r>
+        <w:t xml:space="preserve">ГОСТ Р 52044-2003</w:t>
       </w:r>
       <w:r>
         <w:t xml:space="preserve">.</w:t>

--- a/tests/corpus_v2/docs/works_0012.docx
+++ b/tests/corpus_v2/docs/works_0012.docx
@@ -1140,21 +1140,87 @@
     </w:p>
     <w:p>
       <w:r>
-        <w:t xml:space="preserve">6.1. Полномочия представителя подтверждены доверенностью, реестровый номер </w:t>
-      </w:r>
-      <w:r>
-        <w:t xml:space="preserve">78/1445-н/78-2022-12-7</w:t>
-      </w:r>
-      <w:r>
-        <w:t xml:space="preserve">.</w:t>
-      </w:r>
-    </w:p>
-    <w:p>
-      <w:r>
-        <w:t xml:space="preserve">6.2. Для сопоставления в учёте указывается: </w:t>
-      </w:r>
-      <w:r>
-        <w:t xml:space="preserve">ГОСТ Р 52044-2003</w:t>
+        <w:t xml:space="preserve">6.1. Работы выполняются на основании ранее заключённого Договора № </w:t>
+      </w:r>
+      <w:r>
+        <w:t xml:space="preserve">СУБ-44/2023</w:t>
+      </w:r>
+      <w:r>
+        <w:t xml:space="preserve"> между теми же сторонами.</w:t>
+      </w:r>
+    </w:p>
+    <w:p>
+      <w:r>
+        <w:t xml:space="preserve">6.2. Первичные документы: </w:t>
+      </w:r>
+      <w:r>
+        <w:t xml:space="preserve">как указано в пункте 4.2 настоящего Договора</w:t>
+      </w:r>
+      <w:r>
+        <w:t xml:space="preserve">.</w:t>
+      </w:r>
+    </w:p>
+    <w:p>
+      <w:r>
+        <w:t xml:space="preserve">6.3. Запись о лицензии внесена в реестр за регистрационным номером </w:t>
+      </w:r>
+      <w:r>
+        <w:t xml:space="preserve">895217304</w:t>
+      </w:r>
+      <w:r>
+        <w:t xml:space="preserve">.</w:t>
+      </w:r>
+    </w:p>
+    <w:p>
+      <w:r>
+        <w:t xml:space="preserve">6.4. Внутренний учёт ведётся отдельно: </w:t>
+      </w:r>
+      <w:r>
+        <w:t xml:space="preserve">инвентарный номер 123456789</w:t>
+      </w:r>
+      <w:r>
+        <w:t xml:space="preserve">.</w:t>
+      </w:r>
+    </w:p>
+    <w:p>
+      <w:r>
+        <w:t xml:space="preserve">6.5. Полномочия представителя подтверждены доверенностью, реестровый номер </w:t>
+      </w:r>
+      <w:r>
+        <w:t xml:space="preserve">77/714-н/77-2024-1-502</w:t>
+      </w:r>
+      <w:r>
+        <w:t xml:space="preserve">.</w:t>
+      </w:r>
+    </w:p>
+    <w:p>
+      <w:r>
+        <w:t xml:space="preserve">6.6. Для сопоставления в учёте указывается: </w:t>
+      </w:r>
+      <w:r>
+        <w:t xml:space="preserve">срок действия 12/2024-06/2025</w:t>
+      </w:r>
+      <w:r>
+        <w:t xml:space="preserve">.</w:t>
+      </w:r>
+    </w:p>
+    <w:p>
+      <w:r>
+        <w:t xml:space="preserve">6.7. Решение принято большинством в </w:t>
+      </w:r>
+      <w:r>
+        <w:t xml:space="preserve">40 % уставного капитала</w:t>
+      </w:r>
+      <w:r>
+        <w:t xml:space="preserve"> от общего числа голосов членов совета директоров.</w:t>
+      </w:r>
+    </w:p>
+    <w:p>
+      <w:r>
+        <w:t xml:space="preserve">6.8. Кворум определяется уставом: </w:t>
+      </w:r>
+      <w:r>
+        <w:t xml:space="preserve">доля брака не превышает 1 % партии</w:t>
       </w:r>
       <w:r>
         <w:t xml:space="preserve">.</w:t>

--- a/tests/corpus_v2/docs/works_0012.docx
+++ b/tests/corpus_v2/docs/works_0012.docx
@@ -1140,10 +1140,32 @@
     </w:p>
     <w:p>
       <w:r>
-        <w:t xml:space="preserve">6.1. Работы выполняются на основании ранее заключённого Договора № </w:t>
-      </w:r>
-      <w:r>
-        <w:t xml:space="preserve">СУБ-44/2023</w:t>
+        <w:t xml:space="preserve">6.1. Стороны ранее заключили </w:t>
+      </w:r>
+      <w:r>
+        <w:t xml:space="preserve">договор уступки права требования</w:t>
+      </w:r>
+      <w:r>
+        <w:t xml:space="preserve"> на сопоставимых условиях.</w:t>
+      </w:r>
+    </w:p>
+    <w:p>
+      <w:r>
+        <w:t xml:space="preserve">6.2. Прочие условия: </w:t>
+      </w:r>
+      <w:r>
+        <w:t xml:space="preserve">реквизиты первичных документов приведены в приложении</w:t>
+      </w:r>
+      <w:r>
+        <w:t xml:space="preserve">.</w:t>
+      </w:r>
+    </w:p>
+    <w:p>
+      <w:r>
+        <w:t xml:space="preserve">6.3. Работы выполняются на основании ранее заключённого Договора № </w:t>
+      </w:r>
+      <w:r>
+        <w:t xml:space="preserve">17595/001-сс</w:t>
       </w:r>
       <w:r>
         <w:t xml:space="preserve"> между теми же сторонами.</w:t>
@@ -1151,29 +1173,73 @@
     </w:p>
     <w:p>
       <w:r>
-        <w:t xml:space="preserve">6.2. Первичные документы: </w:t>
-      </w:r>
-      <w:r>
-        <w:t xml:space="preserve">как указано в пункте 4.2 настоящего Договора</w:t>
-      </w:r>
-      <w:r>
-        <w:t xml:space="preserve">.</w:t>
-      </w:r>
-    </w:p>
-    <w:p>
-      <w:r>
-        <w:t xml:space="preserve">6.3. Запись о лицензии внесена в реестр за регистрационным номером </w:t>
-      </w:r>
-      <w:r>
-        <w:t xml:space="preserve">895217304</w:t>
-      </w:r>
-      <w:r>
-        <w:t xml:space="preserve">.</w:t>
-      </w:r>
-    </w:p>
-    <w:p>
-      <w:r>
-        <w:t xml:space="preserve">6.4. Внутренний учёт ведётся отдельно: </w:t>
+        <w:t xml:space="preserve">6.4. Первичные документы: </w:t>
+      </w:r>
+      <w:r>
+        <w:t xml:space="preserve">счёт-фактура выставлена без ссылки на номер</w:t>
+      </w:r>
+      <w:r>
+        <w:t xml:space="preserve">.</w:t>
+      </w:r>
+    </w:p>
+    <w:p>
+      <w:r>
+        <w:t xml:space="preserve">6.5. Паспорт гражданина Российской Федерации выдан </w:t>
+      </w:r>
+      <w:r>
+        <w:t xml:space="preserve">ОУФМС России по Тверской области в Заволжском р-не</w:t>
+      </w:r>
+      <w:r>
+        <w:t xml:space="preserve">, паспорт предъявлен при подписании.</w:t>
+      </w:r>
+    </w:p>
+    <w:p>
+      <w:r>
+        <w:t xml:space="preserve">6.6. Сопутствующие сведения: </w:t>
+      </w:r>
+      <w:r>
+        <w:t xml:space="preserve">паспорт выдан, реквизиты приведены в приложении</w:t>
+      </w:r>
+      <w:r>
+        <w:t xml:space="preserve">.</w:t>
+      </w:r>
+    </w:p>
+    <w:p>
+      <w:r>
+        <w:t xml:space="preserve">6.7. Запись о государственной регистрации внесена регистрирующим органом: </w:t>
+      </w:r>
+      <w:r>
+        <w:t xml:space="preserve">МИФНС России № 15 по Санкт-Петербургу</w:t>
+      </w:r>
+      <w:r>
+        <w:t xml:space="preserve">.</w:t>
+      </w:r>
+    </w:p>
+    <w:p>
+      <w:r>
+        <w:t xml:space="preserve">6.8. Общие сведения о регистрации: </w:t>
+      </w:r>
+      <w:r>
+        <w:t xml:space="preserve">сведения о юридическом лице содержатся в ЕГРЮЛ</w:t>
+      </w:r>
+      <w:r>
+        <w:t xml:space="preserve">.</w:t>
+      </w:r>
+    </w:p>
+    <w:p>
+      <w:r>
+        <w:t xml:space="preserve">6.9. Запись о лицензии внесена в реестр за регистрационным номером </w:t>
+      </w:r>
+      <w:r>
+        <w:t xml:space="preserve">731004592</w:t>
+      </w:r>
+      <w:r>
+        <w:t xml:space="preserve">.</w:t>
+      </w:r>
+    </w:p>
+    <w:p>
+      <w:r>
+        <w:t xml:space="preserve">6.10. Внутренний учёт ведётся отдельно: </w:t>
       </w:r>
       <w:r>
         <w:t xml:space="preserve">инвентарный номер 123456789</w:t>
@@ -1184,32 +1250,32 @@
     </w:p>
     <w:p>
       <w:r>
-        <w:t xml:space="preserve">6.5. Полномочия представителя подтверждены доверенностью, реестровый номер </w:t>
-      </w:r>
-      <w:r>
-        <w:t xml:space="preserve">77/714-н/77-2024-1-502</w:t>
-      </w:r>
-      <w:r>
-        <w:t xml:space="preserve">.</w:t>
-      </w:r>
-    </w:p>
-    <w:p>
-      <w:r>
-        <w:t xml:space="preserve">6.6. Для сопоставления в учёте указывается: </w:t>
-      </w:r>
-      <w:r>
-        <w:t xml:space="preserve">срок действия 12/2024-06/2025</w:t>
-      </w:r>
-      <w:r>
-        <w:t xml:space="preserve">.</w:t>
-      </w:r>
-    </w:p>
-    <w:p>
-      <w:r>
-        <w:t xml:space="preserve">6.7. Решение принято большинством в </w:t>
-      </w:r>
-      <w:r>
-        <w:t xml:space="preserve">40 % уставного капитала</w:t>
+        <w:t xml:space="preserve">6.11. Полномочия представителя подтверждены доверенностью, реестровый номер </w:t>
+      </w:r>
+      <w:r>
+        <w:t xml:space="preserve">78/1445-н/78-2022-12-7</w:t>
+      </w:r>
+      <w:r>
+        <w:t xml:space="preserve">.</w:t>
+      </w:r>
+    </w:p>
+    <w:p>
+      <w:r>
+        <w:t xml:space="preserve">6.12. Для сопоставления в учёте указывается: </w:t>
+      </w:r>
+      <w:r>
+        <w:t xml:space="preserve">пп. 4/5-1 и 7/2-3 Правил страхования</w:t>
+      </w:r>
+      <w:r>
+        <w:t xml:space="preserve">.</w:t>
+      </w:r>
+    </w:p>
+    <w:p>
+      <w:r>
+        <w:t xml:space="preserve">6.13. Решение принято большинством в </w:t>
+      </w:r>
+      <w:r>
+        <w:t xml:space="preserve">9 % уставного капитала общества</w:t>
       </w:r>
       <w:r>
         <w:t xml:space="preserve"> от общего числа голосов членов совета директоров.</w:t>
@@ -1217,7 +1283,7 @@
     </w:p>
     <w:p>
       <w:r>
-        <w:t xml:space="preserve">6.8. Кворум определяется уставом: </w:t>
+        <w:t xml:space="preserve">6.14. Кворум определяется уставом: </w:t>
       </w:r>
       <w:r>
         <w:t xml:space="preserve">доля брака не превышает 1 % партии</w:t>

--- a/tests/corpus_v2/docs/works_0012.docx
+++ b/tests/corpus_v2/docs/works_0012.docx
@@ -39,7 +39,7 @@
         <w:t xml:space="preserve">     </w:t>
       </w:r>
       <w:r>
-        <w:t xml:space="preserve">10.08.2024</w:t>
+        <w:t xml:space="preserve">десятого августа 2024 года</w:t>
       </w:r>
     </w:p>
     <w:p/>
